--- a/问题反馈/问题和更新.docx
+++ b/问题反馈/问题和更新.docx
@@ -11,37 +11,954 @@
         </w:numPr>
         <w:jc w:val="both"/>
         <w:rPr>
+          <w:rFonts w:hint="default"/>
+          <w:lang w:val="en-US" w:eastAsia="zh-CN"/>
+        </w:rPr>
+      </w:pPr>
+      <w:r>
+        <w:rPr>
+          <w:rFonts w:hint="default"/>
+          <w:lang w:val="en-US" w:eastAsia="zh-CN"/>
+        </w:rPr>
+        <w:t># RightNow 基础信息采集前端恢复共创文档</w:t>
+      </w:r>
+    </w:p>
+    <w:p>
+      <w:pPr>
+        <w:widowControl w:val="0"/>
+        <w:numPr>
+          <w:ilvl w:val="0"/>
+          <w:numId w:val="0"/>
+        </w:numPr>
+        <w:jc w:val="both"/>
+        <w:rPr>
+          <w:rFonts w:hint="default"/>
+          <w:lang w:val="en-US" w:eastAsia="zh-CN"/>
+        </w:rPr>
+      </w:pPr>
+    </w:p>
+    <w:p>
+      <w:pPr>
+        <w:widowControl w:val="0"/>
+        <w:numPr>
+          <w:ilvl w:val="0"/>
+          <w:numId w:val="0"/>
+        </w:numPr>
+        <w:jc w:val="both"/>
+        <w:rPr>
+          <w:rFonts w:hint="default"/>
+          <w:lang w:val="en-US" w:eastAsia="zh-CN"/>
+        </w:rPr>
+      </w:pPr>
+      <w:r>
+        <w:rPr>
+          <w:rFonts w:hint="default"/>
+          <w:lang w:val="en-US" w:eastAsia="zh-CN"/>
+        </w:rPr>
+        <w:t>## 1. 文档用途</w:t>
+      </w:r>
+    </w:p>
+    <w:p>
+      <w:pPr>
+        <w:widowControl w:val="0"/>
+        <w:numPr>
+          <w:ilvl w:val="0"/>
+          <w:numId w:val="0"/>
+        </w:numPr>
+        <w:jc w:val="both"/>
+        <w:rPr>
+          <w:rFonts w:hint="default"/>
+          <w:lang w:val="en-US" w:eastAsia="zh-CN"/>
+        </w:rPr>
+      </w:pPr>
+    </w:p>
+    <w:p>
+      <w:pPr>
+        <w:widowControl w:val="0"/>
+        <w:numPr>
+          <w:ilvl w:val="0"/>
+          <w:numId w:val="0"/>
+        </w:numPr>
+        <w:jc w:val="both"/>
+        <w:rPr>
+          <w:rFonts w:hint="default"/>
+          <w:lang w:val="en-US" w:eastAsia="zh-CN"/>
+        </w:rPr>
+      </w:pPr>
+      <w:r>
+        <w:rPr>
+          <w:rFonts w:hint="default"/>
+          <w:lang w:val="en-US" w:eastAsia="zh-CN"/>
+        </w:rPr>
+        <w:t>这份文档用于和 Antigravity 共创 RightNow 的“用户首次进入产品，到进入 AI 共创前”的前端体验。</w:t>
+      </w:r>
+    </w:p>
+    <w:p>
+      <w:pPr>
+        <w:widowControl w:val="0"/>
+        <w:numPr>
+          <w:ilvl w:val="0"/>
+          <w:numId w:val="0"/>
+        </w:numPr>
+        <w:jc w:val="both"/>
+        <w:rPr>
+          <w:rFonts w:hint="default"/>
+          <w:lang w:val="en-US" w:eastAsia="zh-CN"/>
+        </w:rPr>
+      </w:pPr>
+    </w:p>
+    <w:p>
+      <w:pPr>
+        <w:widowControl w:val="0"/>
+        <w:numPr>
+          <w:ilvl w:val="0"/>
+          <w:numId w:val="0"/>
+        </w:numPr>
+        <w:jc w:val="both"/>
+        <w:rPr>
+          <w:rFonts w:hint="default"/>
+          <w:lang w:val="en-US" w:eastAsia="zh-CN"/>
+        </w:rPr>
+      </w:pPr>
+      <w:r>
+        <w:rPr>
+          <w:rFonts w:hint="default"/>
+          <w:lang w:val="en-US" w:eastAsia="zh-CN"/>
+        </w:rPr>
+        <w:t>本次任务的目标不是重新设计产品逻辑，而是：</w:t>
+      </w:r>
+    </w:p>
+    <w:p>
+      <w:pPr>
+        <w:widowControl w:val="0"/>
+        <w:numPr>
+          <w:ilvl w:val="0"/>
+          <w:numId w:val="0"/>
+        </w:numPr>
+        <w:jc w:val="both"/>
+        <w:rPr>
+          <w:rFonts w:hint="default"/>
+          <w:lang w:val="en-US" w:eastAsia="zh-CN"/>
+        </w:rPr>
+      </w:pPr>
+    </w:p>
+    <w:p>
+      <w:pPr>
+        <w:widowControl w:val="0"/>
+        <w:numPr>
+          <w:ilvl w:val="0"/>
+          <w:numId w:val="0"/>
+        </w:numPr>
+        <w:jc w:val="both"/>
+        <w:rPr>
+          <w:rFonts w:hint="default"/>
+          <w:lang w:val="en-US" w:eastAsia="zh-CN"/>
+        </w:rPr>
+      </w:pPr>
+      <w:r>
+        <w:rPr>
+          <w:rFonts w:hint="default"/>
+          <w:lang w:val="en-US" w:eastAsia="zh-CN"/>
+        </w:rPr>
+        <w:t>- 以你认可的旧版视觉为主导</w:t>
+      </w:r>
+    </w:p>
+    <w:p>
+      <w:pPr>
+        <w:widowControl w:val="0"/>
+        <w:numPr>
+          <w:ilvl w:val="0"/>
+          <w:numId w:val="0"/>
+        </w:numPr>
+        <w:jc w:val="both"/>
+        <w:rPr>
+          <w:rFonts w:hint="default"/>
+          <w:lang w:val="en-US" w:eastAsia="zh-CN"/>
+        </w:rPr>
+      </w:pPr>
+      <w:r>
+        <w:rPr>
+          <w:rFonts w:hint="default"/>
+          <w:lang w:val="en-US" w:eastAsia="zh-CN"/>
+        </w:rPr>
+        <w:t>- 恢复之前更好的 UI 气质和体验节奏</w:t>
+      </w:r>
+    </w:p>
+    <w:p>
+      <w:pPr>
+        <w:widowControl w:val="0"/>
+        <w:numPr>
+          <w:ilvl w:val="0"/>
+          <w:numId w:val="0"/>
+        </w:numPr>
+        <w:jc w:val="both"/>
+        <w:rPr>
+          <w:rFonts w:hint="default"/>
+          <w:lang w:val="en-US" w:eastAsia="zh-CN"/>
+        </w:rPr>
+      </w:pPr>
+      <w:r>
+        <w:rPr>
+          <w:rFonts w:hint="default"/>
+          <w:lang w:val="en-US" w:eastAsia="zh-CN"/>
+        </w:rPr>
+        <w:t>- 在现有代码基础</w:t>
+      </w:r>
+      <w:r>
+        <w:rPr>
           <w:rFonts w:hint="eastAsia"/>
           <w:lang w:val="en-US" w:eastAsia="zh-CN"/>
         </w:rPr>
-      </w:pPr>
-      <w:r>
-        <w:rPr>
-          <w:rFonts w:hint="eastAsia"/>
-          <w:lang w:val="en-US" w:eastAsia="zh-CN"/>
-        </w:rPr>
-        <w:t>问题描述：</w:t>
-      </w:r>
-    </w:p>
-    <w:p>
-      <w:pPr>
-        <w:widowControl w:val="0"/>
-        <w:numPr>
-          <w:ilvl w:val="0"/>
-          <w:numId w:val="0"/>
-        </w:numPr>
-        <w:jc w:val="both"/>
-        <w:rPr>
-          <w:rFonts w:hint="default"/>
-          <w:lang w:val="en-US" w:eastAsia="zh-CN"/>
-        </w:rPr>
-      </w:pPr>
-      <w:r>
-        <w:rPr>
-          <w:rFonts w:hint="eastAsia"/>
-          <w:lang w:val="en-US" w:eastAsia="zh-CN"/>
-        </w:rPr>
-        <w:t>1.刚进入这个页面，就应该显示显化中，灰色按钮，无法点击的状态【未修改】</w:t>
+        <w:t>上修改，按照我的理想化UI来展示，并且与目前的后端兼容</w:t>
+      </w:r>
+    </w:p>
+    <w:p>
+      <w:pPr>
+        <w:widowControl w:val="0"/>
+        <w:numPr>
+          <w:ilvl w:val="0"/>
+          <w:numId w:val="0"/>
+        </w:numPr>
+        <w:jc w:val="both"/>
+        <w:rPr>
+          <w:rFonts w:hint="default"/>
+          <w:lang w:val="en-US" w:eastAsia="zh-CN"/>
+        </w:rPr>
+      </w:pPr>
+      <w:r>
+        <w:rPr>
+          <w:rFonts w:hint="default"/>
+          <w:lang w:val="en-US" w:eastAsia="zh-CN"/>
+        </w:rPr>
+        <w:t>本次任务优先级：</w:t>
+      </w:r>
+    </w:p>
+    <w:p>
+      <w:pPr>
+        <w:widowControl w:val="0"/>
+        <w:numPr>
+          <w:ilvl w:val="0"/>
+          <w:numId w:val="0"/>
+        </w:numPr>
+        <w:jc w:val="both"/>
+        <w:rPr>
+          <w:rFonts w:hint="default"/>
+          <w:lang w:val="en-US" w:eastAsia="zh-CN"/>
+        </w:rPr>
+      </w:pPr>
+    </w:p>
+    <w:p>
+      <w:pPr>
+        <w:widowControl w:val="0"/>
+        <w:numPr>
+          <w:ilvl w:val="0"/>
+          <w:numId w:val="0"/>
+        </w:numPr>
+        <w:jc w:val="both"/>
+        <w:rPr>
+          <w:rFonts w:hint="default"/>
+          <w:lang w:val="en-US" w:eastAsia="zh-CN"/>
+        </w:rPr>
+      </w:pPr>
+      <w:r>
+        <w:rPr>
+          <w:rFonts w:hint="default"/>
+          <w:lang w:val="en-US" w:eastAsia="zh-CN"/>
+        </w:rPr>
+        <w:t>1. 视觉恢复</w:t>
+      </w:r>
+    </w:p>
+    <w:p>
+      <w:pPr>
+        <w:widowControl w:val="0"/>
+        <w:numPr>
+          <w:ilvl w:val="0"/>
+          <w:numId w:val="0"/>
+        </w:numPr>
+        <w:jc w:val="both"/>
+        <w:rPr>
+          <w:rFonts w:hint="default"/>
+          <w:lang w:val="en-US" w:eastAsia="zh-CN"/>
+        </w:rPr>
+      </w:pPr>
+      <w:r>
+        <w:rPr>
+          <w:rFonts w:hint="default"/>
+          <w:lang w:val="en-US" w:eastAsia="zh-CN"/>
+        </w:rPr>
+        <w:t>2. 交互恢复</w:t>
+      </w:r>
+    </w:p>
+    <w:p>
+      <w:pPr>
+        <w:widowControl w:val="0"/>
+        <w:numPr>
+          <w:ilvl w:val="0"/>
+          <w:numId w:val="0"/>
+        </w:numPr>
+        <w:jc w:val="both"/>
+        <w:rPr>
+          <w:rFonts w:hint="default"/>
+          <w:lang w:val="en-US" w:eastAsia="zh-CN"/>
+        </w:rPr>
+      </w:pPr>
+      <w:r>
+        <w:rPr>
+          <w:rFonts w:hint="default"/>
+          <w:lang w:val="en-US" w:eastAsia="zh-CN"/>
+        </w:rPr>
+        <w:t>3. 同风格微优化</w:t>
+      </w:r>
+    </w:p>
+    <w:p>
+      <w:pPr>
+        <w:widowControl w:val="0"/>
+        <w:numPr>
+          <w:ilvl w:val="0"/>
+          <w:numId w:val="0"/>
+        </w:numPr>
+        <w:jc w:val="both"/>
+        <w:rPr>
+          <w:rFonts w:hint="default"/>
+          <w:lang w:val="en-US" w:eastAsia="zh-CN"/>
+        </w:rPr>
+      </w:pPr>
+      <w:r>
+        <w:rPr>
+          <w:rFonts w:hint="default"/>
+          <w:lang w:val="en-US" w:eastAsia="zh-CN"/>
+        </w:rPr>
+        <w:t>4. 最小化对逻辑层的影响</w:t>
+      </w:r>
+    </w:p>
+    <w:p>
+      <w:pPr>
+        <w:widowControl w:val="0"/>
+        <w:numPr>
+          <w:ilvl w:val="0"/>
+          <w:numId w:val="0"/>
+        </w:numPr>
+        <w:jc w:val="both"/>
+        <w:rPr>
+          <w:rFonts w:hint="default"/>
+          <w:lang w:val="en-US" w:eastAsia="zh-CN"/>
+        </w:rPr>
+      </w:pPr>
+    </w:p>
+    <w:p>
+      <w:pPr>
+        <w:widowControl w:val="0"/>
+        <w:numPr>
+          <w:ilvl w:val="0"/>
+          <w:numId w:val="0"/>
+        </w:numPr>
+        <w:jc w:val="both"/>
+        <w:rPr>
+          <w:rFonts w:hint="default"/>
+          <w:lang w:val="en-US" w:eastAsia="zh-CN"/>
+        </w:rPr>
+      </w:pPr>
+      <w:r>
+        <w:rPr>
+          <w:rFonts w:hint="default"/>
+          <w:lang w:val="en-US" w:eastAsia="zh-CN"/>
+        </w:rPr>
+        <w:t>## 2. 执行原则（给 Antigravity）</w:t>
+      </w:r>
+    </w:p>
+    <w:p>
+      <w:pPr>
+        <w:widowControl w:val="0"/>
+        <w:numPr>
+          <w:ilvl w:val="0"/>
+          <w:numId w:val="0"/>
+        </w:numPr>
+        <w:jc w:val="both"/>
+        <w:rPr>
+          <w:rFonts w:hint="default"/>
+          <w:lang w:val="en-US" w:eastAsia="zh-CN"/>
+        </w:rPr>
+      </w:pPr>
+    </w:p>
+    <w:p>
+      <w:pPr>
+        <w:widowControl w:val="0"/>
+        <w:numPr>
+          <w:ilvl w:val="0"/>
+          <w:numId w:val="0"/>
+        </w:numPr>
+        <w:jc w:val="both"/>
+        <w:rPr>
+          <w:rFonts w:hint="default"/>
+          <w:lang w:val="en-US" w:eastAsia="zh-CN"/>
+        </w:rPr>
+      </w:pPr>
+      <w:r>
+        <w:rPr>
+          <w:rFonts w:hint="default"/>
+          <w:lang w:val="en-US" w:eastAsia="zh-CN"/>
+        </w:rPr>
+        <w:t>请严格按以下原则执行：</w:t>
+      </w:r>
+    </w:p>
+    <w:p>
+      <w:pPr>
+        <w:widowControl w:val="0"/>
+        <w:numPr>
+          <w:ilvl w:val="0"/>
+          <w:numId w:val="0"/>
+        </w:numPr>
+        <w:jc w:val="both"/>
+        <w:rPr>
+          <w:rFonts w:hint="default"/>
+          <w:lang w:val="en-US" w:eastAsia="zh-CN"/>
+        </w:rPr>
+      </w:pPr>
+    </w:p>
+    <w:p>
+      <w:pPr>
+        <w:widowControl w:val="0"/>
+        <w:numPr>
+          <w:ilvl w:val="0"/>
+          <w:numId w:val="0"/>
+        </w:numPr>
+        <w:jc w:val="both"/>
+        <w:rPr>
+          <w:rFonts w:hint="default"/>
+          <w:lang w:val="en-US" w:eastAsia="zh-CN"/>
+        </w:rPr>
+      </w:pPr>
+      <w:r>
+        <w:rPr>
+          <w:rFonts w:hint="default"/>
+          <w:lang w:val="en-US" w:eastAsia="zh-CN"/>
+        </w:rPr>
+        <w:t>- 本次任务是“按旧 UI 恢复 + 微优化”，不是自由重设计</w:t>
+      </w:r>
+    </w:p>
+    <w:p>
+      <w:pPr>
+        <w:widowControl w:val="0"/>
+        <w:numPr>
+          <w:ilvl w:val="0"/>
+          <w:numId w:val="0"/>
+        </w:numPr>
+        <w:jc w:val="both"/>
+        <w:rPr>
+          <w:rFonts w:hint="default"/>
+          <w:lang w:val="en-US" w:eastAsia="zh-CN"/>
+        </w:rPr>
+      </w:pPr>
+      <w:r>
+        <w:rPr>
+          <w:rFonts w:hint="default"/>
+          <w:lang w:val="en-US" w:eastAsia="zh-CN"/>
+        </w:rPr>
+        <w:t>- 优先恢复用户已经确认过的视觉方向</w:t>
+      </w:r>
+    </w:p>
+    <w:p>
+      <w:pPr>
+        <w:widowControl w:val="0"/>
+        <w:numPr>
+          <w:ilvl w:val="0"/>
+          <w:numId w:val="0"/>
+        </w:numPr>
+        <w:jc w:val="both"/>
+        <w:rPr>
+          <w:rFonts w:hint="default"/>
+          <w:lang w:val="en-US" w:eastAsia="zh-CN"/>
+        </w:rPr>
+      </w:pPr>
+      <w:r>
+        <w:rPr>
+          <w:rFonts w:hint="default"/>
+          <w:lang w:val="en-US" w:eastAsia="zh-CN"/>
+        </w:rPr>
+        <w:t>- 不要擅自改变核心流程顺序</w:t>
+      </w:r>
+    </w:p>
+    <w:p>
+      <w:pPr>
+        <w:widowControl w:val="0"/>
+        <w:numPr>
+          <w:ilvl w:val="0"/>
+          <w:numId w:val="0"/>
+        </w:numPr>
+        <w:jc w:val="both"/>
+        <w:rPr>
+          <w:rFonts w:hint="default"/>
+          <w:lang w:val="en-US" w:eastAsia="zh-CN"/>
+        </w:rPr>
+      </w:pPr>
+      <w:r>
+        <w:rPr>
+          <w:rFonts w:hint="default"/>
+          <w:lang w:val="en-US" w:eastAsia="zh-CN"/>
+        </w:rPr>
+        <w:t>- 不要为了实现方便改前端主结构</w:t>
+      </w:r>
+    </w:p>
+    <w:p>
+      <w:pPr>
+        <w:widowControl w:val="0"/>
+        <w:numPr>
+          <w:ilvl w:val="0"/>
+          <w:numId w:val="0"/>
+        </w:numPr>
+        <w:jc w:val="both"/>
+        <w:rPr>
+          <w:rFonts w:hint="default"/>
+          <w:lang w:val="en-US" w:eastAsia="zh-CN"/>
+        </w:rPr>
+      </w:pPr>
+      <w:r>
+        <w:rPr>
+          <w:rFonts w:hint="default"/>
+          <w:lang w:val="en-US" w:eastAsia="zh-CN"/>
+        </w:rPr>
+        <w:t>- 在产品确认前端后，前端应进入冻结状态</w:t>
+      </w:r>
+    </w:p>
+    <w:p>
+      <w:pPr>
+        <w:widowControl w:val="0"/>
+        <w:numPr>
+          <w:ilvl w:val="0"/>
+          <w:numId w:val="0"/>
+        </w:numPr>
+        <w:jc w:val="both"/>
+        <w:rPr>
+          <w:rFonts w:hint="default"/>
+          <w:lang w:val="en-US" w:eastAsia="zh-CN"/>
+        </w:rPr>
+      </w:pPr>
+      <w:r>
+        <w:rPr>
+          <w:rFonts w:hint="default"/>
+          <w:lang w:val="en-US" w:eastAsia="zh-CN"/>
+        </w:rPr>
+        <w:t>- 后续后端和逻辑层应贴合前端，而不是反向要求前端改动</w:t>
+      </w:r>
+    </w:p>
+    <w:p>
+      <w:pPr>
+        <w:widowControl w:val="0"/>
+        <w:numPr>
+          <w:ilvl w:val="0"/>
+          <w:numId w:val="0"/>
+        </w:numPr>
+        <w:jc w:val="both"/>
+        <w:rPr>
+          <w:rFonts w:hint="default"/>
+          <w:lang w:val="en-US" w:eastAsia="zh-CN"/>
+        </w:rPr>
+      </w:pPr>
+    </w:p>
+    <w:p>
+      <w:pPr>
+        <w:widowControl w:val="0"/>
+        <w:numPr>
+          <w:ilvl w:val="0"/>
+          <w:numId w:val="0"/>
+        </w:numPr>
+        <w:jc w:val="both"/>
+        <w:rPr>
+          <w:rFonts w:hint="default"/>
+          <w:lang w:val="en-US" w:eastAsia="zh-CN"/>
+        </w:rPr>
+      </w:pPr>
+      <w:r>
+        <w:rPr>
+          <w:rFonts w:hint="default"/>
+          <w:lang w:val="en-US" w:eastAsia="zh-CN"/>
+        </w:rPr>
+        <w:t>## 3. 本次覆盖范围</w:t>
+      </w:r>
+    </w:p>
+    <w:p>
+      <w:pPr>
+        <w:widowControl w:val="0"/>
+        <w:numPr>
+          <w:ilvl w:val="0"/>
+          <w:numId w:val="0"/>
+        </w:numPr>
+        <w:jc w:val="both"/>
+        <w:rPr>
+          <w:rFonts w:hint="default"/>
+          <w:lang w:val="en-US" w:eastAsia="zh-CN"/>
+        </w:rPr>
+      </w:pPr>
+    </w:p>
+    <w:p>
+      <w:pPr>
+        <w:widowControl w:val="0"/>
+        <w:numPr>
+          <w:ilvl w:val="0"/>
+          <w:numId w:val="0"/>
+        </w:numPr>
+        <w:jc w:val="both"/>
+        <w:rPr>
+          <w:rFonts w:hint="default"/>
+          <w:lang w:val="en-US" w:eastAsia="zh-CN"/>
+        </w:rPr>
+      </w:pPr>
+      <w:r>
+        <w:rPr>
+          <w:rFonts w:hint="default"/>
+          <w:lang w:val="en-US" w:eastAsia="zh-CN"/>
+        </w:rPr>
+        <w:t>本次只覆盖：</w:t>
+      </w:r>
+    </w:p>
+    <w:p>
+      <w:pPr>
+        <w:widowControl w:val="0"/>
+        <w:numPr>
+          <w:ilvl w:val="0"/>
+          <w:numId w:val="0"/>
+        </w:numPr>
+        <w:jc w:val="both"/>
+        <w:rPr>
+          <w:rFonts w:hint="default"/>
+          <w:lang w:val="en-US" w:eastAsia="zh-CN"/>
+        </w:rPr>
+      </w:pPr>
+    </w:p>
+    <w:p>
+      <w:pPr>
+        <w:widowControl w:val="0"/>
+        <w:numPr>
+          <w:ilvl w:val="0"/>
+          <w:numId w:val="0"/>
+        </w:numPr>
+        <w:jc w:val="both"/>
+        <w:rPr>
+          <w:rFonts w:hint="default"/>
+          <w:lang w:val="en-US" w:eastAsia="zh-CN"/>
+        </w:rPr>
+      </w:pPr>
+      <w:r>
+        <w:rPr>
+          <w:rFonts w:hint="default"/>
+          <w:lang w:val="en-US" w:eastAsia="zh-CN"/>
+        </w:rPr>
+        <w:t>- 用户第一次进入产品</w:t>
+      </w:r>
+    </w:p>
+    <w:p>
+      <w:pPr>
+        <w:widowControl w:val="0"/>
+        <w:numPr>
+          <w:ilvl w:val="0"/>
+          <w:numId w:val="0"/>
+        </w:numPr>
+        <w:jc w:val="both"/>
+        <w:rPr>
+          <w:rFonts w:hint="default"/>
+          <w:lang w:val="en-US" w:eastAsia="zh-CN"/>
+        </w:rPr>
+      </w:pPr>
+      <w:r>
+        <w:rPr>
+          <w:rFonts w:hint="default"/>
+          <w:lang w:val="en-US" w:eastAsia="zh-CN"/>
+        </w:rPr>
+        <w:t>- 到达基础信息采集流程</w:t>
+      </w:r>
+    </w:p>
+    <w:p>
+      <w:pPr>
+        <w:widowControl w:val="0"/>
+        <w:numPr>
+          <w:ilvl w:val="0"/>
+          <w:numId w:val="0"/>
+        </w:numPr>
+        <w:jc w:val="both"/>
+        <w:rPr>
+          <w:rFonts w:hint="default"/>
+          <w:lang w:val="en-US" w:eastAsia="zh-CN"/>
+        </w:rPr>
+      </w:pPr>
+      <w:r>
+        <w:rPr>
+          <w:rFonts w:hint="default"/>
+          <w:lang w:val="en-US" w:eastAsia="zh-CN"/>
+        </w:rPr>
+        <w:t>- 完成基础信息采集</w:t>
+      </w:r>
+    </w:p>
+    <w:p>
+      <w:pPr>
+        <w:widowControl w:val="0"/>
+        <w:numPr>
+          <w:ilvl w:val="0"/>
+          <w:numId w:val="0"/>
+        </w:numPr>
+        <w:jc w:val="both"/>
+        <w:rPr>
+          <w:rFonts w:hint="default"/>
+          <w:lang w:val="en-US" w:eastAsia="zh-CN"/>
+        </w:rPr>
+      </w:pPr>
+      <w:r>
+        <w:rPr>
+          <w:rFonts w:hint="default"/>
+          <w:lang w:val="en-US" w:eastAsia="zh-CN"/>
+        </w:rPr>
+        <w:t>- 进入 AI 共创前的承接与过渡</w:t>
+      </w:r>
+    </w:p>
+    <w:p>
+      <w:pPr>
+        <w:widowControl w:val="0"/>
+        <w:numPr>
+          <w:ilvl w:val="0"/>
+          <w:numId w:val="0"/>
+        </w:numPr>
+        <w:jc w:val="both"/>
+        <w:rPr>
+          <w:rFonts w:hint="default"/>
+          <w:lang w:val="en-US" w:eastAsia="zh-CN"/>
+        </w:rPr>
+      </w:pPr>
+    </w:p>
+    <w:p>
+      <w:pPr>
+        <w:widowControl w:val="0"/>
+        <w:numPr>
+          <w:ilvl w:val="0"/>
+          <w:numId w:val="0"/>
+        </w:numPr>
+        <w:jc w:val="both"/>
+        <w:rPr>
+          <w:rFonts w:hint="default"/>
+          <w:lang w:val="en-US" w:eastAsia="zh-CN"/>
+        </w:rPr>
+      </w:pPr>
+      <w:r>
+        <w:rPr>
+          <w:rFonts w:hint="default"/>
+          <w:lang w:val="en-US" w:eastAsia="zh-CN"/>
+        </w:rPr>
+        <w:t>本次先不覆盖：</w:t>
+      </w:r>
+    </w:p>
+    <w:p>
+      <w:pPr>
+        <w:widowControl w:val="0"/>
+        <w:numPr>
+          <w:ilvl w:val="0"/>
+          <w:numId w:val="0"/>
+        </w:numPr>
+        <w:jc w:val="both"/>
+        <w:rPr>
+          <w:rFonts w:hint="default"/>
+          <w:lang w:val="en-US" w:eastAsia="zh-CN"/>
+        </w:rPr>
+      </w:pPr>
+    </w:p>
+    <w:p>
+      <w:pPr>
+        <w:widowControl w:val="0"/>
+        <w:numPr>
+          <w:ilvl w:val="0"/>
+          <w:numId w:val="0"/>
+        </w:numPr>
+        <w:jc w:val="both"/>
+        <w:rPr>
+          <w:rFonts w:hint="default"/>
+          <w:lang w:val="en-US" w:eastAsia="zh-CN"/>
+        </w:rPr>
+      </w:pPr>
+      <w:r>
+        <w:rPr>
+          <w:rFonts w:hint="default"/>
+          <w:lang w:val="en-US" w:eastAsia="zh-CN"/>
+        </w:rPr>
+        <w:t>- AI 共创过程本身</w:t>
+      </w:r>
+    </w:p>
+    <w:p>
+      <w:pPr>
+        <w:widowControl w:val="0"/>
+        <w:numPr>
+          <w:ilvl w:val="0"/>
+          <w:numId w:val="0"/>
+        </w:numPr>
+        <w:jc w:val="both"/>
+        <w:rPr>
+          <w:rFonts w:hint="default"/>
+          <w:lang w:val="en-US" w:eastAsia="zh-CN"/>
+        </w:rPr>
+      </w:pPr>
+      <w:r>
+        <w:rPr>
+          <w:rFonts w:hint="default"/>
+          <w:lang w:val="en-US" w:eastAsia="zh-CN"/>
+        </w:rPr>
+        <w:t>- AI 共创后的演化页面</w:t>
+      </w:r>
+    </w:p>
+    <w:p>
+      <w:pPr>
+        <w:widowControl w:val="0"/>
+        <w:numPr>
+          <w:ilvl w:val="0"/>
+          <w:numId w:val="0"/>
+        </w:numPr>
+        <w:jc w:val="both"/>
+        <w:rPr>
+          <w:rFonts w:hint="default"/>
+          <w:lang w:val="en-US" w:eastAsia="zh-CN"/>
+        </w:rPr>
+      </w:pPr>
+      <w:r>
+        <w:rPr>
+          <w:rFonts w:hint="default"/>
+          <w:lang w:val="en-US" w:eastAsia="zh-CN"/>
+        </w:rPr>
+        <w:t>- 社区、AI 教练、打卡等后续模块</w:t>
+      </w:r>
+    </w:p>
+    <w:p>
+      <w:pPr>
+        <w:widowControl w:val="0"/>
+        <w:numPr>
+          <w:ilvl w:val="0"/>
+          <w:numId w:val="0"/>
+        </w:numPr>
+        <w:jc w:val="both"/>
+        <w:rPr>
+          <w:rFonts w:hint="default"/>
+          <w:lang w:val="en-US" w:eastAsia="zh-CN"/>
+        </w:rPr>
+      </w:pPr>
+    </w:p>
+    <w:p>
+      <w:pPr>
+        <w:widowControl w:val="0"/>
+        <w:numPr>
+          <w:ilvl w:val="0"/>
+          <w:numId w:val="0"/>
+        </w:numPr>
+        <w:jc w:val="both"/>
+        <w:rPr>
+          <w:rFonts w:hint="default"/>
+          <w:lang w:val="en-US" w:eastAsia="zh-CN"/>
+        </w:rPr>
+      </w:pPr>
+      <w:r>
+        <w:rPr>
+          <w:rFonts w:hint="default"/>
+          <w:lang w:val="en-US" w:eastAsia="zh-CN"/>
+        </w:rPr>
+        <w:t>## 4. 用户主流程（从进入产品到 AI 共创前）</w:t>
+      </w:r>
+    </w:p>
+    <w:p>
+      <w:pPr>
+        <w:widowControl w:val="0"/>
+        <w:numPr>
+          <w:ilvl w:val="0"/>
+          <w:numId w:val="0"/>
+        </w:numPr>
+        <w:jc w:val="both"/>
+        <w:rPr>
+          <w:rFonts w:hint="default"/>
+          <w:lang w:val="en-US" w:eastAsia="zh-CN"/>
+        </w:rPr>
+      </w:pPr>
+    </w:p>
+    <w:p>
+      <w:pPr>
+        <w:widowControl w:val="0"/>
+        <w:numPr>
+          <w:ilvl w:val="0"/>
+          <w:numId w:val="0"/>
+        </w:numPr>
+        <w:jc w:val="both"/>
+        <w:rPr>
+          <w:rFonts w:hint="default"/>
+          <w:lang w:val="en-US" w:eastAsia="zh-CN"/>
+        </w:rPr>
+      </w:pPr>
+      <w:r>
+        <w:rPr>
+          <w:rFonts w:hint="default"/>
+          <w:lang w:val="en-US" w:eastAsia="zh-CN"/>
+        </w:rPr>
+        <w:t>以下流程是本次需要恢复 / 优化的完整前端链路。</w:t>
+      </w:r>
+    </w:p>
+    <w:p>
+      <w:pPr>
+        <w:widowControl w:val="0"/>
+        <w:numPr>
+          <w:ilvl w:val="0"/>
+          <w:numId w:val="0"/>
+        </w:numPr>
+        <w:jc w:val="both"/>
+        <w:rPr>
+          <w:rFonts w:hint="default"/>
+          <w:lang w:val="en-US" w:eastAsia="zh-CN"/>
+        </w:rPr>
+      </w:pPr>
+    </w:p>
+    <w:p>
+      <w:pPr>
+        <w:widowControl w:val="0"/>
+        <w:numPr>
+          <w:ilvl w:val="0"/>
+          <w:numId w:val="0"/>
+        </w:numPr>
+        <w:jc w:val="both"/>
+        <w:rPr>
+          <w:rFonts w:hint="default"/>
+          <w:lang w:val="en-US" w:eastAsia="zh-CN"/>
+        </w:rPr>
+      </w:pPr>
+      <w:r>
+        <w:rPr>
+          <w:rFonts w:hint="default"/>
+          <w:lang w:val="en-US" w:eastAsia="zh-CN"/>
+        </w:rPr>
+        <w:t>### 4.1 启动 / 进入产品</w:t>
+      </w:r>
+    </w:p>
+    <w:p>
+      <w:pPr>
+        <w:widowControl w:val="0"/>
+        <w:numPr>
+          <w:ilvl w:val="0"/>
+          <w:numId w:val="0"/>
+        </w:numPr>
+        <w:jc w:val="both"/>
+        <w:rPr>
+          <w:rFonts w:hint="default"/>
+          <w:lang w:val="en-US" w:eastAsia="zh-CN"/>
+        </w:rPr>
+      </w:pPr>
+    </w:p>
+    <w:p>
+      <w:pPr>
+        <w:widowControl w:val="0"/>
+        <w:numPr>
+          <w:ilvl w:val="0"/>
+          <w:numId w:val="0"/>
+        </w:numPr>
+        <w:jc w:val="both"/>
+        <w:rPr>
+          <w:rFonts w:hint="default"/>
+          <w:lang w:val="en-US" w:eastAsia="zh-CN"/>
+        </w:rPr>
+      </w:pPr>
+      <w:r>
+        <w:rPr>
+          <w:rFonts w:hint="default"/>
+          <w:lang w:val="en-US" w:eastAsia="zh-CN"/>
+        </w:rPr>
+        <w:t>用户第一次打开 RightNow，进入产品启动阶段。</w:t>
       </w:r>
     </w:p>
     <w:p>
@@ -60,9 +977,9 @@
       <w:r>
         <w:drawing>
           <wp:inline distT="0" distB="0" distL="114300" distR="114300">
-            <wp:extent cx="4710430" cy="6447155"/>
-            <wp:effectExtent l="0" t="0" r="13970" b="14605"/>
-            <wp:docPr id="2" name="图片 1"/>
+            <wp:extent cx="4962525" cy="7848600"/>
+            <wp:effectExtent l="0" t="0" r="5715" b="0"/>
+            <wp:docPr id="1" name="图片 1"/>
             <wp:cNvGraphicFramePr>
               <a:graphicFrameLocks xmlns:a="http://schemas.openxmlformats.org/drawingml/2006/main" noChangeAspect="1"/>
             </wp:cNvGraphicFramePr>
@@ -70,7 +987,7 @@
               <a:graphicData uri="http://schemas.openxmlformats.org/drawingml/2006/picture">
                 <pic:pic xmlns:pic="http://schemas.openxmlformats.org/drawingml/2006/picture">
                   <pic:nvPicPr>
-                    <pic:cNvPr id="2" name="图片 1"/>
+                    <pic:cNvPr id="1" name="图片 1"/>
                     <pic:cNvPicPr>
                       <a:picLocks noChangeAspect="1"/>
                     </pic:cNvPicPr>
@@ -84,7 +1001,7 @@
                   <pic:spPr>
                     <a:xfrm>
                       <a:off x="0" y="0"/>
-                      <a:ext cx="4710430" cy="6447155"/>
+                      <a:ext cx="4962525" cy="7848600"/>
                     </a:xfrm>
                     <a:prstGeom prst="rect">
                       <a:avLst/>
@@ -110,73 +1027,191 @@
         </w:numPr>
         <w:jc w:val="both"/>
         <w:rPr>
+          <w:rFonts w:hint="default"/>
+          <w:lang w:val="en-US" w:eastAsia="zh-CN"/>
+        </w:rPr>
+      </w:pPr>
+    </w:p>
+    <w:p>
+      <w:pPr>
+        <w:widowControl w:val="0"/>
+        <w:numPr>
+          <w:ilvl w:val="0"/>
+          <w:numId w:val="0"/>
+        </w:numPr>
+        <w:jc w:val="both"/>
+        <w:rPr>
+          <w:rFonts w:hint="default"/>
+          <w:lang w:val="en-US" w:eastAsia="zh-CN"/>
+        </w:rPr>
+      </w:pPr>
+      <w:r>
+        <w:rPr>
+          <w:rFonts w:hint="default"/>
+          <w:lang w:val="en-US" w:eastAsia="zh-CN"/>
+        </w:rPr>
+        <w:t>备注：</w:t>
+      </w:r>
+    </w:p>
+    <w:p>
+      <w:pPr>
+        <w:widowControl w:val="0"/>
+        <w:numPr>
+          <w:ilvl w:val="0"/>
+          <w:numId w:val="0"/>
+        </w:numPr>
+        <w:jc w:val="both"/>
+        <w:rPr>
+          <w:rFonts w:hint="default"/>
+          <w:lang w:val="en-US" w:eastAsia="zh-CN"/>
+        </w:rPr>
+      </w:pPr>
+    </w:p>
+    <w:p>
+      <w:pPr>
+        <w:widowControl w:val="0"/>
+        <w:numPr>
+          <w:ilvl w:val="0"/>
+          <w:numId w:val="0"/>
+        </w:numPr>
+        <w:jc w:val="both"/>
+        <w:rPr>
+          <w:rFonts w:hint="default"/>
+          <w:lang w:val="en-US" w:eastAsia="zh-CN"/>
+        </w:rPr>
+      </w:pPr>
+      <w:r>
+        <w:rPr>
+          <w:rFonts w:hint="default"/>
+          <w:lang w:val="en-US" w:eastAsia="zh-CN"/>
+        </w:rPr>
+        <w:t>- 我喜欢这张图的点：</w:t>
+      </w:r>
+      <w:r>
+        <w:rPr>
           <w:rFonts w:hint="eastAsia"/>
           <w:lang w:val="en-US" w:eastAsia="zh-CN"/>
         </w:rPr>
-      </w:pPr>
-    </w:p>
-    <w:p>
-      <w:pPr>
-        <w:widowControl w:val="0"/>
-        <w:numPr>
-          <w:ilvl w:val="0"/>
-          <w:numId w:val="0"/>
-        </w:numPr>
-        <w:jc w:val="both"/>
+        <w:t>体现了一种深幽感，让人有点击探索的欲望</w:t>
+      </w:r>
+    </w:p>
+    <w:p>
+      <w:pPr>
+        <w:widowControl w:val="0"/>
+        <w:numPr>
+          <w:ilvl w:val="0"/>
+          <w:numId w:val="0"/>
+        </w:numPr>
+        <w:jc w:val="both"/>
+        <w:rPr>
+          <w:rFonts w:hint="default"/>
+          <w:lang w:val="en-US" w:eastAsia="zh-CN"/>
+        </w:rPr>
+      </w:pPr>
+      <w:r>
+        <w:rPr>
+          <w:rFonts w:hint="default"/>
+          <w:lang w:val="en-US" w:eastAsia="zh-CN"/>
+        </w:rPr>
+        <w:t>- 当前版本的问题：</w:t>
+      </w:r>
+      <w:r>
         <w:rPr>
           <w:rFonts w:hint="eastAsia"/>
           <w:lang w:val="en-US" w:eastAsia="zh-CN"/>
         </w:rPr>
+        <w:t>UI没问题，但是这个页面只需要第一次点击进来展示；如果用户之前有登过这个界面就不再弹出来了</w:t>
+      </w:r>
+    </w:p>
+    <w:p>
+      <w:pPr>
+        <w:widowControl w:val="0"/>
+        <w:numPr>
+          <w:ilvl w:val="0"/>
+          <w:numId w:val="0"/>
+        </w:numPr>
+        <w:jc w:val="both"/>
+        <w:rPr>
+          <w:rFonts w:hint="default"/>
+          <w:lang w:val="en-US" w:eastAsia="zh-CN"/>
+        </w:rPr>
+      </w:pPr>
+    </w:p>
+    <w:p>
+      <w:pPr>
+        <w:widowControl w:val="0"/>
+        <w:numPr>
+          <w:ilvl w:val="0"/>
+          <w:numId w:val="0"/>
+        </w:numPr>
+        <w:jc w:val="both"/>
+        <w:rPr>
+          <w:rFonts w:hint="default"/>
+          <w:lang w:val="en-US" w:eastAsia="zh-CN"/>
+        </w:rPr>
+      </w:pPr>
+      <w:r>
+        <w:rPr>
+          <w:rFonts w:hint="default"/>
+          <w:lang w:val="en-US" w:eastAsia="zh-CN"/>
+        </w:rPr>
+        <w:t>### 4.2 注册 / 登录承接（）</w:t>
+      </w:r>
+    </w:p>
+    <w:p>
+      <w:pPr>
+        <w:widowControl w:val="0"/>
+        <w:numPr>
+          <w:ilvl w:val="0"/>
+          <w:numId w:val="0"/>
+        </w:numPr>
+        <w:jc w:val="both"/>
+        <w:rPr>
+          <w:rFonts w:hint="default"/>
+          <w:lang w:val="en-US" w:eastAsia="zh-CN"/>
+        </w:rPr>
+      </w:pPr>
+    </w:p>
+    <w:p>
+      <w:pPr>
+        <w:widowControl w:val="0"/>
+        <w:numPr>
+          <w:ilvl w:val="0"/>
+          <w:numId w:val="0"/>
+        </w:numPr>
+        <w:jc w:val="both"/>
+        <w:rPr>
+          <w:rFonts w:hint="default"/>
+          <w:lang w:val="en-US" w:eastAsia="zh-CN"/>
+        </w:rPr>
       </w:pPr>
       <w:r>
         <w:rPr>
           <w:rFonts w:hint="eastAsia"/>
           <w:lang w:val="en-US" w:eastAsia="zh-CN"/>
         </w:rPr>
-        <w:t>2针对生图这一块的promt需要要求背景图是“采用深炭灰色（Dark charcoal grey）无缝纯色背景。背景要求干净、沉稳且光线均匀，没有任何渐变、杂乱的光斑、阴影堆积或环境纹理。”</w:t>
-      </w:r>
-    </w:p>
-    <w:p>
-      <w:pPr>
-        <w:widowControl w:val="0"/>
-        <w:numPr>
-          <w:ilvl w:val="0"/>
-          <w:numId w:val="1"/>
-        </w:numPr>
-        <w:jc w:val="both"/>
-        <w:rPr>
-          <w:rFonts w:hint="eastAsia"/>
-          <w:lang w:val="en-US" w:eastAsia="zh-CN"/>
-        </w:rPr>
-      </w:pPr>
-      <w:r>
-        <w:rPr>
-          <w:rFonts w:hint="eastAsia"/>
-          <w:lang w:val="en-US" w:eastAsia="zh-CN"/>
-        </w:rPr>
-        <w:t>再研究一下为什么第一次生图是失败的，把这个问题【</w:t>
-      </w:r>
-      <w:r>
-        <w:rPr>
-          <w:rFonts w:hint="eastAsia"/>
-          <w:b/>
-          <w:bCs/>
-          <w:lang w:val="en-US" w:eastAsia="zh-CN"/>
-        </w:rPr>
-        <w:t>着重</w:t>
-      </w:r>
-      <w:r>
-        <w:rPr>
-          <w:rFonts w:hint="eastAsia"/>
-          <w:lang w:val="en-US" w:eastAsia="zh-CN"/>
-        </w:rPr>
-        <w:t>】解决一下，最优的体验是基于用户真实的样子进行生图</w:t>
-      </w:r>
-    </w:p>
-    <w:p>
-      <w:pPr>
-        <w:widowControl w:val="0"/>
-        <w:numPr>
+        <w:t>现状：</w:t>
+      </w:r>
+    </w:p>
+    <w:p>
+      <w:pPr>
+        <w:widowControl w:val="0"/>
+        <w:numPr>
+          <w:ilvl w:val="0"/>
+          <w:numId w:val="0"/>
+        </w:numPr>
+        <w:jc w:val="both"/>
+        <w:rPr>
+          <w:rFonts w:hint="default"/>
+          <w:lang w:val="en-US" w:eastAsia="zh-CN"/>
+        </w:rPr>
+      </w:pPr>
+    </w:p>
+    <w:p>
+      <w:pPr>
+        <w:widowControl w:val="0"/>
+        <w:numPr>
+          <w:ilvl w:val="0"/>
           <w:numId w:val="0"/>
         </w:numPr>
         <w:jc w:val="both"/>
@@ -184,9 +1219,9 @@
       <w:r>
         <w:drawing>
           <wp:inline distT="0" distB="0" distL="114300" distR="114300">
-            <wp:extent cx="5264150" cy="2482850"/>
-            <wp:effectExtent l="0" t="0" r="8890" b="1270"/>
-            <wp:docPr id="3" name="图片 2"/>
+            <wp:extent cx="3841750" cy="6185535"/>
+            <wp:effectExtent l="0" t="0" r="13970" b="1905"/>
+            <wp:docPr id="2" name="图片 2"/>
             <wp:cNvGraphicFramePr>
               <a:graphicFrameLocks xmlns:a="http://schemas.openxmlformats.org/drawingml/2006/main" noChangeAspect="1"/>
             </wp:cNvGraphicFramePr>
@@ -194,7 +1229,7 @@
               <a:graphicData uri="http://schemas.openxmlformats.org/drawingml/2006/picture">
                 <pic:pic xmlns:pic="http://schemas.openxmlformats.org/drawingml/2006/picture">
                   <pic:nvPicPr>
-                    <pic:cNvPr id="3" name="图片 2"/>
+                    <pic:cNvPr id="2" name="图片 2"/>
                     <pic:cNvPicPr>
                       <a:picLocks noChangeAspect="1"/>
                     </pic:cNvPicPr>
@@ -208,7 +1243,7 @@
                   <pic:spPr>
                     <a:xfrm>
                       <a:off x="0" y="0"/>
-                      <a:ext cx="5264150" cy="2482850"/>
+                      <a:ext cx="3841750" cy="6185535"/>
                     </a:xfrm>
                     <a:prstGeom prst="rect">
                       <a:avLst/>
@@ -229,6 +1264,99 @@
       <w:pPr>
         <w:widowControl w:val="0"/>
         <w:numPr>
+          <w:ilvl w:val="0"/>
+          <w:numId w:val="0"/>
+        </w:numPr>
+        <w:jc w:val="both"/>
+        <w:rPr>
+          <w:rFonts w:hint="default"/>
+          <w:lang w:val="en-US" w:eastAsia="zh-CN"/>
+        </w:rPr>
+      </w:pPr>
+      <w:r>
+        <w:drawing>
+          <wp:inline distT="0" distB="0" distL="114300" distR="114300">
+            <wp:extent cx="3910965" cy="6262370"/>
+            <wp:effectExtent l="0" t="0" r="5715" b="1270"/>
+            <wp:docPr id="3" name="图片 3"/>
+            <wp:cNvGraphicFramePr>
+              <a:graphicFrameLocks xmlns:a="http://schemas.openxmlformats.org/drawingml/2006/main" noChangeAspect="1"/>
+            </wp:cNvGraphicFramePr>
+            <a:graphic xmlns:a="http://schemas.openxmlformats.org/drawingml/2006/main">
+              <a:graphicData uri="http://schemas.openxmlformats.org/drawingml/2006/picture">
+                <pic:pic xmlns:pic="http://schemas.openxmlformats.org/drawingml/2006/picture">
+                  <pic:nvPicPr>
+                    <pic:cNvPr id="3" name="图片 3"/>
+                    <pic:cNvPicPr>
+                      <a:picLocks noChangeAspect="1"/>
+                    </pic:cNvPicPr>
+                  </pic:nvPicPr>
+                  <pic:blipFill>
+                    <a:blip r:embed="rId6"/>
+                    <a:stretch>
+                      <a:fillRect/>
+                    </a:stretch>
+                  </pic:blipFill>
+                  <pic:spPr>
+                    <a:xfrm>
+                      <a:off x="0" y="0"/>
+                      <a:ext cx="3910965" cy="6262370"/>
+                    </a:xfrm>
+                    <a:prstGeom prst="rect">
+                      <a:avLst/>
+                    </a:prstGeom>
+                    <a:noFill/>
+                    <a:ln>
+                      <a:noFill/>
+                    </a:ln>
+                  </pic:spPr>
+                </pic:pic>
+              </a:graphicData>
+            </a:graphic>
+          </wp:inline>
+        </w:drawing>
+      </w:r>
+    </w:p>
+    <w:p>
+      <w:pPr>
+        <w:widowControl w:val="0"/>
+        <w:numPr>
+          <w:ilvl w:val="0"/>
+          <w:numId w:val="0"/>
+        </w:numPr>
+        <w:jc w:val="both"/>
+        <w:rPr>
+          <w:rFonts w:hint="default"/>
+          <w:lang w:val="en-US" w:eastAsia="zh-CN"/>
+        </w:rPr>
+      </w:pPr>
+      <w:r>
+        <w:rPr>
+          <w:rFonts w:hint="default"/>
+          <w:lang w:val="en-US" w:eastAsia="zh-CN"/>
+        </w:rPr>
+        <w:t>备注：</w:t>
+      </w:r>
+    </w:p>
+    <w:p>
+      <w:pPr>
+        <w:widowControl w:val="0"/>
+        <w:numPr>
+          <w:ilvl w:val="0"/>
+          <w:numId w:val="0"/>
+        </w:numPr>
+        <w:jc w:val="both"/>
+        <w:rPr>
+          <w:rFonts w:hint="default"/>
+          <w:lang w:val="en-US" w:eastAsia="zh-CN"/>
+        </w:rPr>
+      </w:pPr>
+    </w:p>
+    <w:p>
+      <w:pPr>
+        <w:widowControl w:val="0"/>
+        <w:numPr>
+          <w:ilvl w:val="0"/>
           <w:numId w:val="0"/>
         </w:numPr>
         <w:jc w:val="both"/>
@@ -242,53 +1370,162 @@
           <w:rFonts w:hint="eastAsia"/>
           <w:lang w:val="en-US" w:eastAsia="zh-CN"/>
         </w:rPr>
-        <w:t>控制台反馈：(index):64 cdn.tailwindcss.com should not be used in production. To use Tailwind CSS in production, install it as a PostCSS plugin or use the Tailwind CLI: https://tailwindcss.com/docs/installation</w:t>
-      </w:r>
-    </w:p>
-    <w:p>
-      <w:pPr>
-        <w:widowControl w:val="0"/>
-        <w:numPr>
-          <w:numId w:val="0"/>
-        </w:numPr>
-        <w:jc w:val="both"/>
+        <w:t>可保存</w:t>
+      </w:r>
+    </w:p>
+    <w:p>
+      <w:pPr>
+        <w:widowControl w:val="0"/>
+        <w:numPr>
+          <w:ilvl w:val="0"/>
+          <w:numId w:val="0"/>
+        </w:numPr>
+        <w:jc w:val="both"/>
+        <w:rPr>
+          <w:rFonts w:hint="default"/>
+          <w:lang w:val="en-US" w:eastAsia="zh-CN"/>
+        </w:rPr>
+      </w:pPr>
+    </w:p>
+    <w:p>
+      <w:pPr>
+        <w:widowControl w:val="0"/>
+        <w:numPr>
+          <w:ilvl w:val="0"/>
+          <w:numId w:val="0"/>
+        </w:numPr>
+        <w:jc w:val="both"/>
+        <w:rPr>
+          <w:rFonts w:hint="default"/>
+          <w:lang w:val="en-US" w:eastAsia="zh-CN"/>
+        </w:rPr>
+      </w:pPr>
+      <w:r>
+        <w:rPr>
+          <w:rFonts w:hint="default"/>
+          <w:lang w:val="en-US" w:eastAsia="zh-CN"/>
+        </w:rPr>
+        <w:t xml:space="preserve">### 4.3 </w:t>
+      </w:r>
+      <w:r>
         <w:rPr>
           <w:rFonts w:hint="eastAsia"/>
           <w:lang w:val="en-US" w:eastAsia="zh-CN"/>
         </w:rPr>
-      </w:pPr>
-      <w:r>
+        <w:t>构建身体档案第一步</w:t>
+      </w:r>
+    </w:p>
+    <w:p>
+      <w:pPr>
+        <w:widowControl w:val="0"/>
+        <w:numPr>
+          <w:ilvl w:val="0"/>
+          <w:numId w:val="0"/>
+        </w:numPr>
+        <w:jc w:val="both"/>
+        <w:rPr>
+          <w:rFonts w:hint="default"/>
+          <w:lang w:val="en-US" w:eastAsia="zh-CN"/>
+        </w:rPr>
+      </w:pPr>
+    </w:p>
+    <w:p>
+      <w:pPr>
+        <w:widowControl w:val="0"/>
+        <w:numPr>
+          <w:ilvl w:val="0"/>
+          <w:numId w:val="0"/>
+        </w:numPr>
+        <w:jc w:val="both"/>
+        <w:rPr>
+          <w:rFonts w:hint="default"/>
+          <w:lang w:val="en-US" w:eastAsia="zh-CN"/>
+        </w:rPr>
+      </w:pPr>
+    </w:p>
+    <w:p>
+      <w:pPr>
+        <w:widowControl w:val="0"/>
+        <w:numPr>
+          <w:ilvl w:val="0"/>
+          <w:numId w:val="0"/>
+        </w:numPr>
+        <w:jc w:val="both"/>
         <w:rPr>
           <w:rFonts w:hint="eastAsia"/>
           <w:lang w:val="en-US" w:eastAsia="zh-CN"/>
         </w:rPr>
-        <w:t>(anonymous) @ (index):64</w:t>
-      </w:r>
-    </w:p>
-    <w:p>
-      <w:pPr>
-        <w:widowControl w:val="0"/>
-        <w:numPr>
-          <w:numId w:val="0"/>
-        </w:numPr>
-        <w:jc w:val="both"/>
+      </w:pPr>
+      <w:r>
         <w:rPr>
           <w:rFonts w:hint="eastAsia"/>
           <w:lang w:val="en-US" w:eastAsia="zh-CN"/>
         </w:rPr>
-      </w:pPr>
-      <w:r>
+        <w:t>现状：</w:t>
+      </w:r>
+    </w:p>
+    <w:p>
+      <w:pPr>
+        <w:widowControl w:val="0"/>
+        <w:numPr>
+          <w:ilvl w:val="0"/>
+          <w:numId w:val="0"/>
+        </w:numPr>
+        <w:jc w:val="both"/>
         <w:rPr>
           <w:rFonts w:hint="eastAsia"/>
           <w:lang w:val="en-US" w:eastAsia="zh-CN"/>
         </w:rPr>
-        <w:t>(anonymous) @ (index):64</w:t>
-      </w:r>
-    </w:p>
-    <w:p>
-      <w:pPr>
-        <w:widowControl w:val="0"/>
-        <w:numPr>
+      </w:pPr>
+      <w:r>
+        <w:drawing>
+          <wp:inline distT="0" distB="0" distL="114300" distR="114300">
+            <wp:extent cx="3957320" cy="6224270"/>
+            <wp:effectExtent l="0" t="0" r="5080" b="8890"/>
+            <wp:docPr id="5" name="图片 5"/>
+            <wp:cNvGraphicFramePr>
+              <a:graphicFrameLocks xmlns:a="http://schemas.openxmlformats.org/drawingml/2006/main" noChangeAspect="1"/>
+            </wp:cNvGraphicFramePr>
+            <a:graphic xmlns:a="http://schemas.openxmlformats.org/drawingml/2006/main">
+              <a:graphicData uri="http://schemas.openxmlformats.org/drawingml/2006/picture">
+                <pic:pic xmlns:pic="http://schemas.openxmlformats.org/drawingml/2006/picture">
+                  <pic:nvPicPr>
+                    <pic:cNvPr id="5" name="图片 5"/>
+                    <pic:cNvPicPr>
+                      <a:picLocks noChangeAspect="1"/>
+                    </pic:cNvPicPr>
+                  </pic:nvPicPr>
+                  <pic:blipFill>
+                    <a:blip r:embed="rId7"/>
+                    <a:stretch>
+                      <a:fillRect/>
+                    </a:stretch>
+                  </pic:blipFill>
+                  <pic:spPr>
+                    <a:xfrm>
+                      <a:off x="0" y="0"/>
+                      <a:ext cx="3957320" cy="6224270"/>
+                    </a:xfrm>
+                    <a:prstGeom prst="rect">
+                      <a:avLst/>
+                    </a:prstGeom>
+                    <a:noFill/>
+                    <a:ln>
+                      <a:noFill/>
+                    </a:ln>
+                  </pic:spPr>
+                </pic:pic>
+              </a:graphicData>
+            </a:graphic>
+          </wp:inline>
+        </w:drawing>
+      </w:r>
+    </w:p>
+    <w:p>
+      <w:pPr>
+        <w:widowControl w:val="0"/>
+        <w:numPr>
+          <w:ilvl w:val="0"/>
           <w:numId w:val="0"/>
         </w:numPr>
         <w:jc w:val="both"/>
@@ -297,105 +1534,405 @@
           <w:lang w:val="en-US" w:eastAsia="zh-CN"/>
         </w:rPr>
       </w:pPr>
+    </w:p>
+    <w:p>
+      <w:pPr>
+        <w:widowControl w:val="0"/>
+        <w:numPr>
+          <w:ilvl w:val="0"/>
+          <w:numId w:val="0"/>
+        </w:numPr>
+        <w:jc w:val="both"/>
+        <w:rPr>
+          <w:rFonts w:hint="default"/>
+          <w:lang w:val="en-US" w:eastAsia="zh-CN"/>
+        </w:rPr>
+      </w:pPr>
       <w:r>
         <w:rPr>
           <w:rFonts w:hint="eastAsia"/>
           <w:lang w:val="en-US" w:eastAsia="zh-CN"/>
         </w:rPr>
-        <w:t>chunk-RSZBRKH3.js?v=a6e0a651:19835 Download the React DevTools for a better development experience: https://react.dev/link/react-devtools</w:t>
-      </w:r>
-    </w:p>
-    <w:p>
-      <w:pPr>
-        <w:widowControl w:val="0"/>
-        <w:numPr>
-          <w:numId w:val="0"/>
-        </w:numPr>
-        <w:jc w:val="both"/>
+        <w:t>改成的参考图：</w:t>
+      </w:r>
+    </w:p>
+    <w:p>
+      <w:pPr>
+        <w:widowControl w:val="0"/>
+        <w:numPr>
+          <w:ilvl w:val="0"/>
+          <w:numId w:val="0"/>
+        </w:numPr>
+        <w:jc w:val="both"/>
+        <w:rPr>
+          <w:rFonts w:hint="default"/>
+          <w:lang w:val="en-US" w:eastAsia="zh-CN"/>
+        </w:rPr>
+      </w:pPr>
+      <w:r>
+        <w:drawing>
+          <wp:inline distT="0" distB="0" distL="114300" distR="114300">
+            <wp:extent cx="4105275" cy="6200775"/>
+            <wp:effectExtent l="0" t="0" r="9525" b="1905"/>
+            <wp:docPr id="7" name="图片 7"/>
+            <wp:cNvGraphicFramePr>
+              <a:graphicFrameLocks xmlns:a="http://schemas.openxmlformats.org/drawingml/2006/main" noChangeAspect="1"/>
+            </wp:cNvGraphicFramePr>
+            <a:graphic xmlns:a="http://schemas.openxmlformats.org/drawingml/2006/main">
+              <a:graphicData uri="http://schemas.openxmlformats.org/drawingml/2006/picture">
+                <pic:pic xmlns:pic="http://schemas.openxmlformats.org/drawingml/2006/picture">
+                  <pic:nvPicPr>
+                    <pic:cNvPr id="7" name="图片 7"/>
+                    <pic:cNvPicPr>
+                      <a:picLocks noChangeAspect="1"/>
+                    </pic:cNvPicPr>
+                  </pic:nvPicPr>
+                  <pic:blipFill>
+                    <a:blip r:embed="rId8"/>
+                    <a:stretch>
+                      <a:fillRect/>
+                    </a:stretch>
+                  </pic:blipFill>
+                  <pic:spPr>
+                    <a:xfrm>
+                      <a:off x="0" y="0"/>
+                      <a:ext cx="4105275" cy="6200775"/>
+                    </a:xfrm>
+                    <a:prstGeom prst="rect">
+                      <a:avLst/>
+                    </a:prstGeom>
+                    <a:noFill/>
+                    <a:ln>
+                      <a:noFill/>
+                    </a:ln>
+                  </pic:spPr>
+                </pic:pic>
+              </a:graphicData>
+            </a:graphic>
+          </wp:inline>
+        </w:drawing>
+      </w:r>
+    </w:p>
+    <w:p>
+      <w:pPr>
+        <w:widowControl w:val="0"/>
+        <w:numPr>
+          <w:ilvl w:val="0"/>
+          <w:numId w:val="0"/>
+        </w:numPr>
+        <w:jc w:val="both"/>
+        <w:rPr>
+          <w:rFonts w:hint="default"/>
+          <w:lang w:val="en-US" w:eastAsia="zh-CN"/>
+        </w:rPr>
+      </w:pPr>
+    </w:p>
+    <w:p>
+      <w:pPr>
+        <w:widowControl w:val="0"/>
+        <w:numPr>
+          <w:ilvl w:val="0"/>
+          <w:numId w:val="0"/>
+        </w:numPr>
+        <w:jc w:val="both"/>
+        <w:rPr>
+          <w:rFonts w:hint="default"/>
+          <w:lang w:val="en-US" w:eastAsia="zh-CN"/>
+        </w:rPr>
+      </w:pPr>
+      <w:r>
+        <w:rPr>
+          <w:rFonts w:hint="default"/>
+          <w:lang w:val="en-US" w:eastAsia="zh-CN"/>
+        </w:rPr>
+        <w:t>备注：</w:t>
+      </w:r>
+    </w:p>
+    <w:p>
+      <w:pPr>
+        <w:widowControl w:val="0"/>
+        <w:numPr>
+          <w:ilvl w:val="0"/>
+          <w:numId w:val="0"/>
+        </w:numPr>
+        <w:jc w:val="both"/>
+        <w:rPr>
+          <w:rFonts w:hint="default"/>
+          <w:lang w:val="en-US" w:eastAsia="zh-CN"/>
+        </w:rPr>
+      </w:pPr>
+    </w:p>
+    <w:p>
+      <w:pPr>
+        <w:widowControl w:val="0"/>
+        <w:numPr>
+          <w:ilvl w:val="0"/>
+          <w:numId w:val="0"/>
+        </w:numPr>
+        <w:jc w:val="both"/>
+        <w:rPr>
+          <w:rFonts w:hint="default"/>
+          <w:lang w:val="en-US" w:eastAsia="zh-CN"/>
+        </w:rPr>
+      </w:pPr>
+      <w:r>
         <w:rPr>
           <w:rFonts w:hint="eastAsia"/>
           <w:lang w:val="en-US" w:eastAsia="zh-CN"/>
         </w:rPr>
-      </w:pPr>
-      <w:r>
+        <w:t>【右边的插件请忽略】改成这种布局，并且里面的数字可以支持填写修改；身高滑块的缩进是1cm，体重的缩进是0.1kg，年龄的缩进是1岁</w:t>
+      </w:r>
+    </w:p>
+    <w:p>
+      <w:pPr>
+        <w:widowControl w:val="0"/>
+        <w:numPr>
+          <w:ilvl w:val="0"/>
+          <w:numId w:val="0"/>
+        </w:numPr>
+        <w:jc w:val="both"/>
+        <w:rPr>
+          <w:rFonts w:hint="default"/>
+          <w:lang w:val="en-US" w:eastAsia="zh-CN"/>
+        </w:rPr>
+      </w:pPr>
+    </w:p>
+    <w:p>
+      <w:pPr>
+        <w:widowControl w:val="0"/>
+        <w:numPr>
+          <w:ilvl w:val="0"/>
+          <w:numId w:val="0"/>
+        </w:numPr>
+        <w:jc w:val="both"/>
+        <w:rPr>
+          <w:rFonts w:hint="default"/>
+          <w:lang w:val="en-US" w:eastAsia="zh-CN"/>
+        </w:rPr>
+      </w:pPr>
+    </w:p>
+    <w:p>
+      <w:pPr>
+        <w:widowControl w:val="0"/>
+        <w:numPr>
+          <w:ilvl w:val="0"/>
+          <w:numId w:val="0"/>
+        </w:numPr>
+        <w:jc w:val="both"/>
         <w:rPr>
           <w:rFonts w:hint="eastAsia"/>
           <w:lang w:val="en-US" w:eastAsia="zh-CN"/>
         </w:rPr>
-        <w:t>(index):1 [Intervention] Slow network is detected. See https://www.chromestatus.com/feature/5636954674692096 for more details. Fallback font will be used while loading: https://fonts.gstatic.com/s/materialiconsround/v109/LDItaoyNOAY6Uewc665JcIzCKsKc_M9flwmP.woff2</w:t>
-      </w:r>
-    </w:p>
-    <w:p>
-      <w:pPr>
-        <w:widowControl w:val="0"/>
-        <w:numPr>
-          <w:numId w:val="0"/>
-        </w:numPr>
-        <w:jc w:val="both"/>
+      </w:pPr>
+      <w:r>
+        <w:rPr>
+          <w:rFonts w:hint="default"/>
+          <w:lang w:val="en-US" w:eastAsia="zh-CN"/>
+        </w:rPr>
+        <w:t xml:space="preserve">### 4.5 </w:t>
+      </w:r>
+      <w:r>
         <w:rPr>
           <w:rFonts w:hint="eastAsia"/>
           <w:lang w:val="en-US" w:eastAsia="zh-CN"/>
         </w:rPr>
-      </w:pPr>
-      <w:r>
+        <w:t>理想目标身材收集</w:t>
+      </w:r>
+    </w:p>
+    <w:p>
+      <w:pPr>
+        <w:widowControl w:val="0"/>
+        <w:numPr>
+          <w:ilvl w:val="0"/>
+          <w:numId w:val="0"/>
+        </w:numPr>
+        <w:jc w:val="both"/>
+        <w:rPr>
+          <w:rFonts w:hint="default"/>
+          <w:lang w:val="en-US" w:eastAsia="zh-CN"/>
+        </w:rPr>
+      </w:pPr>
+    </w:p>
+    <w:p>
+      <w:pPr>
+        <w:widowControl w:val="0"/>
+        <w:numPr>
+          <w:ilvl w:val="0"/>
+          <w:numId w:val="0"/>
+        </w:numPr>
+        <w:jc w:val="both"/>
         <w:rPr>
           <w:rFonts w:hint="eastAsia"/>
           <w:lang w:val="en-US" w:eastAsia="zh-CN"/>
         </w:rPr>
-        <w:t>inspector.js:7 Image URL being set: data:image/jpeg;base64,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</w:t>
-      </w:r>
+      </w:pPr>
       <w:r>
         <w:rPr>
           <w:rFonts w:hint="eastAsia"/>
           <w:lang w:val="en-US" w:eastAsia="zh-CN"/>
         </w:rPr>
-        <w:t>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</w:t>
-      </w:r>
-    </w:p>
-    <w:p>
-      <w:pPr>
-        <w:widowControl w:val="0"/>
-        <w:numPr>
-          <w:numId w:val="0"/>
-        </w:numPr>
-        <w:jc w:val="both"/>
+        <w:t>对应前面性别：男/女对应不同的页面</w:t>
+      </w:r>
+    </w:p>
+    <w:p>
+      <w:pPr>
+        <w:widowControl w:val="0"/>
+        <w:numPr>
+          <w:ilvl w:val="0"/>
+          <w:numId w:val="0"/>
+        </w:numPr>
+        <w:jc w:val="both"/>
+      </w:pPr>
+      <w:r>
         <w:rPr>
           <w:rFonts w:hint="eastAsia"/>
           <w:lang w:val="en-US" w:eastAsia="zh-CN"/>
         </w:rPr>
-      </w:pPr>
+        <w:t>男生页面现状：</w:t>
+      </w:r>
       <w:r>
         <w:rPr>
           <w:rFonts w:hint="eastAsia"/>
           <w:lang w:val="en-US" w:eastAsia="zh-CN"/>
         </w:rPr>
-        <w:t>gemini.ts:245 [generateIdealBody] image compressed, payload size: 86 KB</w:t>
-      </w:r>
-    </w:p>
-    <w:p>
-      <w:pPr>
-        <w:widowControl w:val="0"/>
-        <w:numPr>
-          <w:numId w:val="0"/>
-        </w:numPr>
-        <w:jc w:val="both"/>
+        <w:br w:type="textWrapping"/>
+      </w:r>
+      <w:r>
+        <w:drawing>
+          <wp:inline distT="0" distB="0" distL="114300" distR="114300">
+            <wp:extent cx="3910965" cy="6185535"/>
+            <wp:effectExtent l="0" t="0" r="5715" b="1905"/>
+            <wp:docPr id="8" name="图片 8"/>
+            <wp:cNvGraphicFramePr>
+              <a:graphicFrameLocks xmlns:a="http://schemas.openxmlformats.org/drawingml/2006/main" noChangeAspect="1"/>
+            </wp:cNvGraphicFramePr>
+            <a:graphic xmlns:a="http://schemas.openxmlformats.org/drawingml/2006/main">
+              <a:graphicData uri="http://schemas.openxmlformats.org/drawingml/2006/picture">
+                <pic:pic xmlns:pic="http://schemas.openxmlformats.org/drawingml/2006/picture">
+                  <pic:nvPicPr>
+                    <pic:cNvPr id="8" name="图片 8"/>
+                    <pic:cNvPicPr>
+                      <a:picLocks noChangeAspect="1"/>
+                    </pic:cNvPicPr>
+                  </pic:nvPicPr>
+                  <pic:blipFill>
+                    <a:blip r:embed="rId9"/>
+                    <a:stretch>
+                      <a:fillRect/>
+                    </a:stretch>
+                  </pic:blipFill>
+                  <pic:spPr>
+                    <a:xfrm>
+                      <a:off x="0" y="0"/>
+                      <a:ext cx="3910965" cy="6185535"/>
+                    </a:xfrm>
+                    <a:prstGeom prst="rect">
+                      <a:avLst/>
+                    </a:prstGeom>
+                    <a:noFill/>
+                    <a:ln>
+                      <a:noFill/>
+                    </a:ln>
+                  </pic:spPr>
+                </pic:pic>
+              </a:graphicData>
+            </a:graphic>
+          </wp:inline>
+        </w:drawing>
+      </w:r>
+    </w:p>
+    <w:p>
+      <w:pPr>
+        <w:widowControl w:val="0"/>
+        <w:numPr>
+          <w:ilvl w:val="0"/>
+          <w:numId w:val="0"/>
+        </w:numPr>
+        <w:jc w:val="both"/>
+      </w:pPr>
+    </w:p>
+    <w:p>
+      <w:pPr>
+        <w:widowControl w:val="0"/>
+        <w:numPr>
+          <w:ilvl w:val="0"/>
+          <w:numId w:val="0"/>
+        </w:numPr>
+        <w:jc w:val="both"/>
+      </w:pPr>
+      <w:r>
         <w:rPr>
           <w:rFonts w:hint="eastAsia"/>
           <w:lang w:val="en-US" w:eastAsia="zh-CN"/>
         </w:rPr>
-      </w:pPr>
+        <w:t>女生页面现状：</w:t>
+      </w:r>
       <w:r>
         <w:rPr>
           <w:rFonts w:hint="eastAsia"/>
           <w:lang w:val="en-US" w:eastAsia="zh-CN"/>
         </w:rPr>
-        <w:t>gemini.ts:248 [generateIdealBody] sending request, hasImage: true style: athletic</w:t>
-      </w:r>
-    </w:p>
-    <w:p>
-      <w:pPr>
-        <w:widowControl w:val="0"/>
-        <w:numPr>
+        <w:br w:type="textWrapping"/>
+      </w:r>
+      <w:r>
+        <w:drawing>
+          <wp:inline distT="0" distB="0" distL="114300" distR="114300">
+            <wp:extent cx="4180205" cy="6139815"/>
+            <wp:effectExtent l="0" t="0" r="10795" b="1905"/>
+            <wp:docPr id="9" name="图片 9"/>
+            <wp:cNvGraphicFramePr>
+              <a:graphicFrameLocks xmlns:a="http://schemas.openxmlformats.org/drawingml/2006/main" noChangeAspect="1"/>
+            </wp:cNvGraphicFramePr>
+            <a:graphic xmlns:a="http://schemas.openxmlformats.org/drawingml/2006/main">
+              <a:graphicData uri="http://schemas.openxmlformats.org/drawingml/2006/picture">
+                <pic:pic xmlns:pic="http://schemas.openxmlformats.org/drawingml/2006/picture">
+                  <pic:nvPicPr>
+                    <pic:cNvPr id="9" name="图片 9"/>
+                    <pic:cNvPicPr>
+                      <a:picLocks noChangeAspect="1"/>
+                    </pic:cNvPicPr>
+                  </pic:nvPicPr>
+                  <pic:blipFill>
+                    <a:blip r:embed="rId10"/>
+                    <a:stretch>
+                      <a:fillRect/>
+                    </a:stretch>
+                  </pic:blipFill>
+                  <pic:spPr>
+                    <a:xfrm>
+                      <a:off x="0" y="0"/>
+                      <a:ext cx="4180205" cy="6139815"/>
+                    </a:xfrm>
+                    <a:prstGeom prst="rect">
+                      <a:avLst/>
+                    </a:prstGeom>
+                    <a:noFill/>
+                    <a:ln>
+                      <a:noFill/>
+                    </a:ln>
+                  </pic:spPr>
+                </pic:pic>
+              </a:graphicData>
+            </a:graphic>
+          </wp:inline>
+        </w:drawing>
+      </w:r>
+    </w:p>
+    <w:p>
+      <w:pPr>
+        <w:widowControl w:val="0"/>
+        <w:numPr>
+          <w:ilvl w:val="0"/>
+          <w:numId w:val="0"/>
+        </w:numPr>
+        <w:jc w:val="both"/>
+      </w:pPr>
+    </w:p>
+    <w:p>
+      <w:pPr>
+        <w:widowControl w:val="0"/>
+        <w:numPr>
+          <w:ilvl w:val="0"/>
           <w:numId w:val="0"/>
         </w:numPr>
         <w:jc w:val="both"/>
@@ -409,13 +1946,14 @@
           <w:rFonts w:hint="eastAsia"/>
           <w:lang w:val="en-US" w:eastAsia="zh-CN"/>
         </w:rPr>
-        <w:t>gemini.ts:264 [generateIdealBody] response status: 200 took: 12 s</w:t>
-      </w:r>
-    </w:p>
-    <w:p>
-      <w:pPr>
-        <w:widowControl w:val="0"/>
-        <w:numPr>
+        <w:t>备注：</w:t>
+      </w:r>
+    </w:p>
+    <w:p>
+      <w:pPr>
+        <w:widowControl w:val="0"/>
+        <w:numPr>
+          <w:ilvl w:val="0"/>
           <w:numId w:val="0"/>
         </w:numPr>
         <w:jc w:val="both"/>
@@ -429,13 +1967,14 @@
           <w:rFonts w:hint="eastAsia"/>
           <w:lang w:val="en-US" w:eastAsia="zh-CN"/>
         </w:rPr>
-        <w:t>gemini.ts:267 [generateIdealBody] json parsed, took: 12 s total</w:t>
-      </w:r>
-    </w:p>
-    <w:p>
-      <w:pPr>
-        <w:widowControl w:val="0"/>
-        <w:numPr>
+        <w:t>三个模版图的路径分别在public的文件夹下，男生在man-models，女生在woman-models；</w:t>
+      </w:r>
+    </w:p>
+    <w:p>
+      <w:pPr>
+        <w:widowControl w:val="0"/>
+        <w:numPr>
+          <w:ilvl w:val="0"/>
           <w:numId w:val="0"/>
         </w:numPr>
         <w:jc w:val="both"/>
@@ -449,33 +1988,49 @@
           <w:rFonts w:hint="eastAsia"/>
           <w:lang w:val="en-US" w:eastAsia="zh-CN"/>
         </w:rPr>
-        <w:t>gemini.ts:275 [generateIdealBody] no candidates: {"candidates":[{"content":{},"finishReason":"IMAGE_SAFETY","index":0,"finishMessage":"Unable to show the generated image. The image was filtered out because it violated Google's [Generative AI Prohibited Use policy](https://policies.google.com/terms/generative-ai/use-policy). You will not be charged for blocked images. Try rephrasing the prompt. If you think this was an error, [send feedback](https://ai.google.dev/gemini-api/docs/troubleshooting)."}],"usageMetadata":{"promptTokenCount":318,"tota</w:t>
-      </w:r>
-    </w:p>
-    <w:p>
-      <w:pPr>
-        <w:widowControl w:val="0"/>
-        <w:numPr>
-          <w:numId w:val="0"/>
-        </w:numPr>
-        <w:jc w:val="both"/>
+        <w:t>现在的问题是，1.UI可以重新排版一下，感觉目前状况有点丑</w:t>
+      </w:r>
+    </w:p>
+    <w:p>
+      <w:pPr>
+        <w:widowControl w:val="0"/>
+        <w:numPr>
+          <w:ilvl w:val="0"/>
+          <w:numId w:val="0"/>
+        </w:numPr>
+        <w:jc w:val="both"/>
+        <w:rPr>
+          <w:rFonts w:hint="default"/>
+          <w:lang w:val="en-US" w:eastAsia="zh-CN"/>
+        </w:rPr>
+      </w:pPr>
+      <w:r>
         <w:rPr>
           <w:rFonts w:hint="eastAsia"/>
           <w:lang w:val="en-US" w:eastAsia="zh-CN"/>
         </w:rPr>
-      </w:pPr>
-      <w:r>
+        <w:t>2.男生页面的健美型身材，展示的效果和其它两个不一样，能不能帮我想办法，直观看到的页面效果和女生模版一样：三个人物模特图片大小、站立角度、姿势完全一致</w:t>
+      </w:r>
+    </w:p>
+    <w:p>
+      <w:pPr>
+        <w:widowControl w:val="0"/>
+        <w:numPr>
+          <w:ilvl w:val="0"/>
+          <w:numId w:val="0"/>
+        </w:numPr>
+        <w:jc w:val="both"/>
         <w:rPr>
           <w:rFonts w:hint="eastAsia"/>
           <w:lang w:val="en-US" w:eastAsia="zh-CN"/>
         </w:rPr>
-        <w:t>generateIdealBody @ gemini.ts:275</w:t>
-      </w:r>
-    </w:p>
-    <w:p>
-      <w:pPr>
-        <w:widowControl w:val="0"/>
-        <w:numPr>
+      </w:pPr>
+    </w:p>
+    <w:p>
+      <w:pPr>
+        <w:widowControl w:val="0"/>
+        <w:numPr>
+          <w:ilvl w:val="0"/>
           <w:numId w:val="0"/>
         </w:numPr>
         <w:jc w:val="both"/>
@@ -484,255 +2039,1842 @@
           <w:lang w:val="en-US" w:eastAsia="zh-CN"/>
         </w:rPr>
       </w:pPr>
+    </w:p>
+    <w:p>
+      <w:pPr>
+        <w:widowControl w:val="0"/>
+        <w:numPr>
+          <w:ilvl w:val="0"/>
+          <w:numId w:val="0"/>
+        </w:numPr>
+        <w:jc w:val="both"/>
+        <w:rPr>
+          <w:rFonts w:hint="default"/>
+          <w:lang w:val="en-US" w:eastAsia="zh-CN"/>
+        </w:rPr>
+      </w:pPr>
       <w:r>
         <w:rPr>
           <w:rFonts w:hint="eastAsia"/>
           <w:lang w:val="en-US" w:eastAsia="zh-CN"/>
         </w:rPr>
-        <w:t>gemini.ts:248 [generateIdealBody] sending request, hasImage: false style: athletic</w:t>
-      </w:r>
-    </w:p>
-    <w:p>
-      <w:pPr>
-        <w:widowControl w:val="0"/>
-        <w:numPr>
-          <w:numId w:val="0"/>
-        </w:numPr>
-        <w:jc w:val="both"/>
-        <w:rPr>
-          <w:rFonts w:hint="eastAsia"/>
-          <w:lang w:val="en-US" w:eastAsia="zh-CN"/>
-        </w:rPr>
-      </w:pPr>
-      <w:r>
-        <w:rPr>
-          <w:rFonts w:hint="eastAsia"/>
-          <w:lang w:val="en-US" w:eastAsia="zh-CN"/>
-        </w:rPr>
-        <w:t>gemini.ts:264 [generateIdealBody] response status: 200 took: 12 s</w:t>
-      </w:r>
-    </w:p>
-    <w:p>
-      <w:pPr>
-        <w:widowControl w:val="0"/>
-        <w:numPr>
-          <w:numId w:val="0"/>
-        </w:numPr>
-        <w:jc w:val="both"/>
-        <w:rPr>
-          <w:rFonts w:hint="eastAsia"/>
-          <w:lang w:val="en-US" w:eastAsia="zh-CN"/>
-        </w:rPr>
-      </w:pPr>
-      <w:r>
-        <w:rPr>
-          <w:rFonts w:hint="eastAsia"/>
-          <w:lang w:val="en-US" w:eastAsia="zh-CN"/>
-        </w:rPr>
-        <w:t>gemini.ts:267 [generateIdealBody] json parsed, took: 13 s total</w:t>
-      </w:r>
-    </w:p>
-    <w:p>
-      <w:pPr>
-        <w:widowControl w:val="0"/>
-        <w:numPr>
-          <w:numId w:val="0"/>
-        </w:numPr>
-        <w:jc w:val="both"/>
-        <w:rPr>
-          <w:rFonts w:hint="eastAsia"/>
-          <w:lang w:val="en-US" w:eastAsia="zh-CN"/>
-        </w:rPr>
-      </w:pPr>
-      <w:r>
-        <w:rPr>
-          <w:rFonts w:hint="eastAsia"/>
-          <w:lang w:val="en-US" w:eastAsia="zh-CN"/>
-        </w:rPr>
-        <w:t>gemini.ts:280 [generateIdealBody] parts keys: [Array(2)]</w:t>
-      </w:r>
-    </w:p>
-    <w:p>
-      <w:pPr>
-        <w:widowControl w:val="0"/>
-        <w:numPr>
-          <w:numId w:val="0"/>
-        </w:numPr>
-        <w:jc w:val="both"/>
-        <w:rPr>
-          <w:rFonts w:hint="eastAsia"/>
-          <w:lang w:val="en-US" w:eastAsia="zh-CN"/>
-        </w:rPr>
-      </w:pPr>
-      <w:r>
-        <w:rPr>
-          <w:rFonts w:hint="eastAsia"/>
-          <w:lang w:val="en-US" w:eastAsia="zh-CN"/>
-        </w:rPr>
-        <w:t>gemini.ts:291 [generateIdealBody] success! size: 1927 KB, total: 13 s</w:t>
-      </w:r>
-    </w:p>
-    <w:p>
-      <w:pPr>
-        <w:widowControl w:val="0"/>
-        <w:numPr>
-          <w:numId w:val="0"/>
-        </w:numPr>
-        <w:jc w:val="both"/>
-        <w:rPr>
-          <w:rFonts w:hint="eastAsia"/>
-          <w:lang w:val="en-US" w:eastAsia="zh-CN"/>
-        </w:rPr>
-      </w:pPr>
-      <w:r>
-        <w:rPr>
-          <w:rFonts w:hint="eastAsia"/>
-          <w:lang w:val="en-US" w:eastAsia="zh-CN"/>
-        </w:rPr>
-        <w:t>inspector.js:7 Image URL being set: data:image/png;base64,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</w:t>
-      </w:r>
-      <w:r>
-        <w:rPr>
-          <w:rFonts w:hint="eastAsia"/>
-          <w:lang w:val="en-US" w:eastAsia="zh-CN"/>
-        </w:rPr>
-        <w:t>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</w:t>
-      </w:r>
-    </w:p>
-    <w:p>
-      <w:pPr>
-        <w:widowControl w:val="0"/>
-        <w:numPr>
-          <w:numId w:val="0"/>
-        </w:numPr>
-        <w:jc w:val="both"/>
-        <w:rPr>
-          <w:rFonts w:hint="eastAsia"/>
-          <w:lang w:val="en-US" w:eastAsia="zh-CN"/>
-        </w:rPr>
-      </w:pPr>
-      <w:r>
-        <w:rPr>
-          <w:rFonts w:hint="eastAsia"/>
-          <w:lang w:val="en-US" w:eastAsia="zh-CN"/>
-        </w:rPr>
-        <w:t>gemini.ts:245 [generateIdealBody] image compressed, payload size: 31 KB</w:t>
-      </w:r>
-    </w:p>
-    <w:p>
-      <w:pPr>
-        <w:widowControl w:val="0"/>
-        <w:numPr>
-          <w:numId w:val="0"/>
-        </w:numPr>
-        <w:jc w:val="both"/>
-        <w:rPr>
-          <w:rFonts w:hint="eastAsia"/>
-          <w:lang w:val="en-US" w:eastAsia="zh-CN"/>
-        </w:rPr>
-      </w:pPr>
-      <w:r>
-        <w:rPr>
-          <w:rFonts w:hint="eastAsia"/>
-          <w:lang w:val="en-US" w:eastAsia="zh-CN"/>
-        </w:rPr>
-        <w:t>gemini.ts:248 [generateIdealBody] sending request, hasImage: true style: athletic</w:t>
-      </w:r>
-    </w:p>
-    <w:p>
-      <w:pPr>
-        <w:widowControl w:val="0"/>
-        <w:numPr>
-          <w:numId w:val="0"/>
-        </w:numPr>
-        <w:jc w:val="both"/>
-        <w:rPr>
-          <w:rFonts w:hint="eastAsia"/>
-          <w:lang w:val="en-US" w:eastAsia="zh-CN"/>
-        </w:rPr>
-      </w:pPr>
-      <w:r>
-        <w:rPr>
-          <w:rFonts w:hint="eastAsia"/>
-          <w:lang w:val="en-US" w:eastAsia="zh-CN"/>
-        </w:rPr>
-        <w:t>gemini.ts:264 [generateIdealBody] response status: 200 took: 12 s</w:t>
-      </w:r>
-    </w:p>
-    <w:p>
-      <w:pPr>
-        <w:widowControl w:val="0"/>
-        <w:numPr>
-          <w:numId w:val="0"/>
-        </w:numPr>
-        <w:jc w:val="both"/>
-        <w:rPr>
-          <w:rFonts w:hint="eastAsia"/>
-          <w:lang w:val="en-US" w:eastAsia="zh-CN"/>
-        </w:rPr>
-      </w:pPr>
-      <w:r>
-        <w:rPr>
-          <w:rFonts w:hint="eastAsia"/>
-          <w:lang w:val="en-US" w:eastAsia="zh-CN"/>
-        </w:rPr>
-        <w:t>gemini.ts:267 [generateIdealBody] json parsed, took: 13 s total</w:t>
-      </w:r>
-    </w:p>
-    <w:p>
-      <w:pPr>
-        <w:widowControl w:val="0"/>
-        <w:numPr>
-          <w:numId w:val="0"/>
-        </w:numPr>
-        <w:jc w:val="both"/>
-        <w:rPr>
-          <w:rFonts w:hint="eastAsia"/>
-          <w:lang w:val="en-US" w:eastAsia="zh-CN"/>
-        </w:rPr>
-      </w:pPr>
-      <w:r>
-        <w:rPr>
-          <w:rFonts w:hint="eastAsia"/>
-          <w:lang w:val="en-US" w:eastAsia="zh-CN"/>
-        </w:rPr>
-        <w:t>gemini.ts:280 [generateIdealBody] parts keys: [Array(2)]</w:t>
-      </w:r>
-    </w:p>
-    <w:p>
-      <w:pPr>
-        <w:widowControl w:val="0"/>
-        <w:numPr>
-          <w:numId w:val="0"/>
-        </w:numPr>
-        <w:jc w:val="both"/>
-        <w:rPr>
-          <w:rFonts w:hint="eastAsia"/>
-          <w:lang w:val="en-US" w:eastAsia="zh-CN"/>
-        </w:rPr>
-      </w:pPr>
-      <w:r>
-        <w:rPr>
-          <w:rFonts w:hint="eastAsia"/>
-          <w:lang w:val="en-US" w:eastAsia="zh-CN"/>
-        </w:rPr>
-        <w:t>gemini.ts:291 [generateIdealBody] success! size: 1849 KB, total: 13 s</w:t>
-      </w:r>
-    </w:p>
-    <w:p>
-      <w:pPr>
-        <w:widowControl w:val="0"/>
-        <w:numPr>
-          <w:numId w:val="0"/>
-        </w:numPr>
-        <w:jc w:val="both"/>
-        <w:rPr>
-          <w:rFonts w:hint="default"/>
-          <w:lang w:val="en-US" w:eastAsia="zh-CN"/>
-        </w:rPr>
-      </w:pPr>
+        <w:t>【其它页面UI暂时不修改</w:t>
+      </w:r>
       <w:bookmarkStart w:id="0" w:name="_GoBack"/>
       <w:bookmarkEnd w:id="0"/>
+      <w:r>
+        <w:rPr>
+          <w:rFonts w:hint="eastAsia"/>
+          <w:lang w:val="en-US" w:eastAsia="zh-CN"/>
+        </w:rPr>
+        <w:t>】</w:t>
+      </w:r>
+    </w:p>
+    <w:p>
+      <w:pPr>
+        <w:widowControl w:val="0"/>
+        <w:numPr>
+          <w:ilvl w:val="0"/>
+          <w:numId w:val="0"/>
+        </w:numPr>
+        <w:jc w:val="both"/>
+        <w:rPr>
+          <w:rFonts w:hint="default"/>
+          <w:lang w:val="en-US" w:eastAsia="zh-CN"/>
+        </w:rPr>
+      </w:pPr>
+      <w:r>
+        <w:rPr>
+          <w:rFonts w:hint="default"/>
+          <w:lang w:val="en-US" w:eastAsia="zh-CN"/>
+        </w:rPr>
+        <w:t>## 5. 每一页统一评审维度</w:t>
+      </w:r>
+    </w:p>
+    <w:p>
+      <w:pPr>
+        <w:widowControl w:val="0"/>
+        <w:numPr>
+          <w:ilvl w:val="0"/>
+          <w:numId w:val="0"/>
+        </w:numPr>
+        <w:jc w:val="both"/>
+        <w:rPr>
+          <w:rFonts w:hint="default"/>
+          <w:lang w:val="en-US" w:eastAsia="zh-CN"/>
+        </w:rPr>
+      </w:pPr>
+    </w:p>
+    <w:p>
+      <w:pPr>
+        <w:widowControl w:val="0"/>
+        <w:numPr>
+          <w:ilvl w:val="0"/>
+          <w:numId w:val="0"/>
+        </w:numPr>
+        <w:jc w:val="both"/>
+        <w:rPr>
+          <w:rFonts w:hint="default"/>
+          <w:lang w:val="en-US" w:eastAsia="zh-CN"/>
+        </w:rPr>
+      </w:pPr>
+      <w:r>
+        <w:rPr>
+          <w:rFonts w:hint="default"/>
+          <w:lang w:val="en-US" w:eastAsia="zh-CN"/>
+        </w:rPr>
+        <w:t>为了让 Antigravity 更容易执行，建议你对每一页都从下面 4 个维度评价。</w:t>
+      </w:r>
+    </w:p>
+    <w:p>
+      <w:pPr>
+        <w:widowControl w:val="0"/>
+        <w:numPr>
+          <w:ilvl w:val="0"/>
+          <w:numId w:val="0"/>
+        </w:numPr>
+        <w:jc w:val="both"/>
+        <w:rPr>
+          <w:rFonts w:hint="default"/>
+          <w:lang w:val="en-US" w:eastAsia="zh-CN"/>
+        </w:rPr>
+      </w:pPr>
+    </w:p>
+    <w:p>
+      <w:pPr>
+        <w:widowControl w:val="0"/>
+        <w:numPr>
+          <w:ilvl w:val="0"/>
+          <w:numId w:val="0"/>
+        </w:numPr>
+        <w:jc w:val="both"/>
+        <w:rPr>
+          <w:rFonts w:hint="default"/>
+          <w:lang w:val="en-US" w:eastAsia="zh-CN"/>
+        </w:rPr>
+      </w:pPr>
+      <w:r>
+        <w:rPr>
+          <w:rFonts w:hint="default"/>
+          <w:lang w:val="en-US" w:eastAsia="zh-CN"/>
+        </w:rPr>
+        <w:t>### 5.1 视觉气质</w:t>
+      </w:r>
+    </w:p>
+    <w:p>
+      <w:pPr>
+        <w:widowControl w:val="0"/>
+        <w:numPr>
+          <w:ilvl w:val="0"/>
+          <w:numId w:val="0"/>
+        </w:numPr>
+        <w:jc w:val="both"/>
+        <w:rPr>
+          <w:rFonts w:hint="default"/>
+          <w:lang w:val="en-US" w:eastAsia="zh-CN"/>
+        </w:rPr>
+      </w:pPr>
+    </w:p>
+    <w:p>
+      <w:pPr>
+        <w:widowControl w:val="0"/>
+        <w:numPr>
+          <w:ilvl w:val="0"/>
+          <w:numId w:val="0"/>
+        </w:numPr>
+        <w:jc w:val="both"/>
+        <w:rPr>
+          <w:rFonts w:hint="default"/>
+          <w:lang w:val="en-US" w:eastAsia="zh-CN"/>
+        </w:rPr>
+      </w:pPr>
+      <w:r>
+        <w:rPr>
+          <w:rFonts w:hint="default"/>
+          <w:lang w:val="en-US" w:eastAsia="zh-CN"/>
+        </w:rPr>
+        <w:t>- 是否回到了你原来认可的高级感</w:t>
+      </w:r>
+    </w:p>
+    <w:p>
+      <w:pPr>
+        <w:widowControl w:val="0"/>
+        <w:numPr>
+          <w:ilvl w:val="0"/>
+          <w:numId w:val="0"/>
+        </w:numPr>
+        <w:jc w:val="both"/>
+        <w:rPr>
+          <w:rFonts w:hint="default"/>
+          <w:lang w:val="en-US" w:eastAsia="zh-CN"/>
+        </w:rPr>
+      </w:pPr>
+      <w:r>
+        <w:rPr>
+          <w:rFonts w:hint="default"/>
+          <w:lang w:val="en-US" w:eastAsia="zh-CN"/>
+        </w:rPr>
+        <w:t>- 是否有 RightNow 的品牌感</w:t>
+      </w:r>
+    </w:p>
+    <w:p>
+      <w:pPr>
+        <w:widowControl w:val="0"/>
+        <w:numPr>
+          <w:ilvl w:val="0"/>
+          <w:numId w:val="0"/>
+        </w:numPr>
+        <w:jc w:val="both"/>
+        <w:rPr>
+          <w:rFonts w:hint="default"/>
+          <w:lang w:val="en-US" w:eastAsia="zh-CN"/>
+        </w:rPr>
+      </w:pPr>
+      <w:r>
+        <w:rPr>
+          <w:rFonts w:hint="default"/>
+          <w:lang w:val="en-US" w:eastAsia="zh-CN"/>
+        </w:rPr>
+        <w:t>- 是否仍然保持统一的视觉语言</w:t>
+      </w:r>
+    </w:p>
+    <w:p>
+      <w:pPr>
+        <w:widowControl w:val="0"/>
+        <w:numPr>
+          <w:ilvl w:val="0"/>
+          <w:numId w:val="0"/>
+        </w:numPr>
+        <w:jc w:val="both"/>
+        <w:rPr>
+          <w:rFonts w:hint="default"/>
+          <w:lang w:val="en-US" w:eastAsia="zh-CN"/>
+        </w:rPr>
+      </w:pPr>
+    </w:p>
+    <w:p>
+      <w:pPr>
+        <w:widowControl w:val="0"/>
+        <w:numPr>
+          <w:ilvl w:val="0"/>
+          <w:numId w:val="0"/>
+        </w:numPr>
+        <w:jc w:val="both"/>
+        <w:rPr>
+          <w:rFonts w:hint="default"/>
+          <w:lang w:val="en-US" w:eastAsia="zh-CN"/>
+        </w:rPr>
+      </w:pPr>
+      <w:r>
+        <w:rPr>
+          <w:rFonts w:hint="default"/>
+          <w:lang w:val="en-US" w:eastAsia="zh-CN"/>
+        </w:rPr>
+        <w:t>### 5.2 引导感</w:t>
+      </w:r>
+    </w:p>
+    <w:p>
+      <w:pPr>
+        <w:widowControl w:val="0"/>
+        <w:numPr>
+          <w:ilvl w:val="0"/>
+          <w:numId w:val="0"/>
+        </w:numPr>
+        <w:jc w:val="both"/>
+        <w:rPr>
+          <w:rFonts w:hint="default"/>
+          <w:lang w:val="en-US" w:eastAsia="zh-CN"/>
+        </w:rPr>
+      </w:pPr>
+    </w:p>
+    <w:p>
+      <w:pPr>
+        <w:widowControl w:val="0"/>
+        <w:numPr>
+          <w:ilvl w:val="0"/>
+          <w:numId w:val="0"/>
+        </w:numPr>
+        <w:jc w:val="both"/>
+        <w:rPr>
+          <w:rFonts w:hint="default"/>
+          <w:lang w:val="en-US" w:eastAsia="zh-CN"/>
+        </w:rPr>
+      </w:pPr>
+      <w:r>
+        <w:rPr>
+          <w:rFonts w:hint="default"/>
+          <w:lang w:val="en-US" w:eastAsia="zh-CN"/>
+        </w:rPr>
+        <w:t>- 用户是否像被“带着走”</w:t>
+      </w:r>
+    </w:p>
+    <w:p>
+      <w:pPr>
+        <w:widowControl w:val="0"/>
+        <w:numPr>
+          <w:ilvl w:val="0"/>
+          <w:numId w:val="0"/>
+        </w:numPr>
+        <w:jc w:val="both"/>
+        <w:rPr>
+          <w:rFonts w:hint="default"/>
+          <w:lang w:val="en-US" w:eastAsia="zh-CN"/>
+        </w:rPr>
+      </w:pPr>
+      <w:r>
+        <w:rPr>
+          <w:rFonts w:hint="default"/>
+          <w:lang w:val="en-US" w:eastAsia="zh-CN"/>
+        </w:rPr>
+        <w:t>- 是否避免了工具型表单感</w:t>
+      </w:r>
+    </w:p>
+    <w:p>
+      <w:pPr>
+        <w:widowControl w:val="0"/>
+        <w:numPr>
+          <w:ilvl w:val="0"/>
+          <w:numId w:val="0"/>
+        </w:numPr>
+        <w:jc w:val="both"/>
+        <w:rPr>
+          <w:rFonts w:hint="default"/>
+          <w:lang w:val="en-US" w:eastAsia="zh-CN"/>
+        </w:rPr>
+      </w:pPr>
+      <w:r>
+        <w:rPr>
+          <w:rFonts w:hint="default"/>
+          <w:lang w:val="en-US" w:eastAsia="zh-CN"/>
+        </w:rPr>
+        <w:t>- 当前页是否自然地把用户推向下一步</w:t>
+      </w:r>
+    </w:p>
+    <w:p>
+      <w:pPr>
+        <w:widowControl w:val="0"/>
+        <w:numPr>
+          <w:ilvl w:val="0"/>
+          <w:numId w:val="0"/>
+        </w:numPr>
+        <w:jc w:val="both"/>
+        <w:rPr>
+          <w:rFonts w:hint="default"/>
+          <w:lang w:val="en-US" w:eastAsia="zh-CN"/>
+        </w:rPr>
+      </w:pPr>
+    </w:p>
+    <w:p>
+      <w:pPr>
+        <w:widowControl w:val="0"/>
+        <w:numPr>
+          <w:ilvl w:val="0"/>
+          <w:numId w:val="0"/>
+        </w:numPr>
+        <w:jc w:val="both"/>
+        <w:rPr>
+          <w:rFonts w:hint="default"/>
+          <w:lang w:val="en-US" w:eastAsia="zh-CN"/>
+        </w:rPr>
+      </w:pPr>
+      <w:r>
+        <w:rPr>
+          <w:rFonts w:hint="default"/>
+          <w:lang w:val="en-US" w:eastAsia="zh-CN"/>
+        </w:rPr>
+        <w:t>### 5.3 轻量感</w:t>
+      </w:r>
+    </w:p>
+    <w:p>
+      <w:pPr>
+        <w:widowControl w:val="0"/>
+        <w:numPr>
+          <w:ilvl w:val="0"/>
+          <w:numId w:val="0"/>
+        </w:numPr>
+        <w:jc w:val="both"/>
+        <w:rPr>
+          <w:rFonts w:hint="default"/>
+          <w:lang w:val="en-US" w:eastAsia="zh-CN"/>
+        </w:rPr>
+      </w:pPr>
+    </w:p>
+    <w:p>
+      <w:pPr>
+        <w:widowControl w:val="0"/>
+        <w:numPr>
+          <w:ilvl w:val="0"/>
+          <w:numId w:val="0"/>
+        </w:numPr>
+        <w:jc w:val="both"/>
+        <w:rPr>
+          <w:rFonts w:hint="default"/>
+          <w:lang w:val="en-US" w:eastAsia="zh-CN"/>
+        </w:rPr>
+      </w:pPr>
+      <w:r>
+        <w:rPr>
+          <w:rFonts w:hint="default"/>
+          <w:lang w:val="en-US" w:eastAsia="zh-CN"/>
+        </w:rPr>
+        <w:t>- 页面是否足够轻</w:t>
+      </w:r>
+    </w:p>
+    <w:p>
+      <w:pPr>
+        <w:widowControl w:val="0"/>
+        <w:numPr>
+          <w:ilvl w:val="0"/>
+          <w:numId w:val="0"/>
+        </w:numPr>
+        <w:jc w:val="both"/>
+        <w:rPr>
+          <w:rFonts w:hint="default"/>
+          <w:lang w:val="en-US" w:eastAsia="zh-CN"/>
+        </w:rPr>
+      </w:pPr>
+      <w:r>
+        <w:rPr>
+          <w:rFonts w:hint="default"/>
+          <w:lang w:val="en-US" w:eastAsia="zh-CN"/>
+        </w:rPr>
+        <w:t>- 信息密度是否合适</w:t>
+      </w:r>
+    </w:p>
+    <w:p>
+      <w:pPr>
+        <w:widowControl w:val="0"/>
+        <w:numPr>
+          <w:ilvl w:val="0"/>
+          <w:numId w:val="0"/>
+        </w:numPr>
+        <w:jc w:val="both"/>
+        <w:rPr>
+          <w:rFonts w:hint="default"/>
+          <w:lang w:val="en-US" w:eastAsia="zh-CN"/>
+        </w:rPr>
+      </w:pPr>
+      <w:r>
+        <w:rPr>
+          <w:rFonts w:hint="default"/>
+          <w:lang w:val="en-US" w:eastAsia="zh-CN"/>
+        </w:rPr>
+        <w:t>- 是否有“填表压力”</w:t>
+      </w:r>
+    </w:p>
+    <w:p>
+      <w:pPr>
+        <w:widowControl w:val="0"/>
+        <w:numPr>
+          <w:ilvl w:val="0"/>
+          <w:numId w:val="0"/>
+        </w:numPr>
+        <w:jc w:val="both"/>
+        <w:rPr>
+          <w:rFonts w:hint="default"/>
+          <w:lang w:val="en-US" w:eastAsia="zh-CN"/>
+        </w:rPr>
+      </w:pPr>
+    </w:p>
+    <w:p>
+      <w:pPr>
+        <w:widowControl w:val="0"/>
+        <w:numPr>
+          <w:ilvl w:val="0"/>
+          <w:numId w:val="0"/>
+        </w:numPr>
+        <w:jc w:val="both"/>
+        <w:rPr>
+          <w:rFonts w:hint="default"/>
+          <w:lang w:val="en-US" w:eastAsia="zh-CN"/>
+        </w:rPr>
+      </w:pPr>
+      <w:r>
+        <w:rPr>
+          <w:rFonts w:hint="default"/>
+          <w:lang w:val="en-US" w:eastAsia="zh-CN"/>
+        </w:rPr>
+        <w:t>### 5.4 移动端手感</w:t>
+      </w:r>
+    </w:p>
+    <w:p>
+      <w:pPr>
+        <w:widowControl w:val="0"/>
+        <w:numPr>
+          <w:ilvl w:val="0"/>
+          <w:numId w:val="0"/>
+        </w:numPr>
+        <w:jc w:val="both"/>
+        <w:rPr>
+          <w:rFonts w:hint="default"/>
+          <w:lang w:val="en-US" w:eastAsia="zh-CN"/>
+        </w:rPr>
+      </w:pPr>
+    </w:p>
+    <w:p>
+      <w:pPr>
+        <w:widowControl w:val="0"/>
+        <w:numPr>
+          <w:ilvl w:val="0"/>
+          <w:numId w:val="0"/>
+        </w:numPr>
+        <w:jc w:val="both"/>
+        <w:rPr>
+          <w:rFonts w:hint="default"/>
+          <w:lang w:val="en-US" w:eastAsia="zh-CN"/>
+        </w:rPr>
+      </w:pPr>
+      <w:r>
+        <w:rPr>
+          <w:rFonts w:hint="default"/>
+          <w:lang w:val="en-US" w:eastAsia="zh-CN"/>
+        </w:rPr>
+        <w:t>- 是否适合手机单手操作</w:t>
+      </w:r>
+    </w:p>
+    <w:p>
+      <w:pPr>
+        <w:widowControl w:val="0"/>
+        <w:numPr>
+          <w:ilvl w:val="0"/>
+          <w:numId w:val="0"/>
+        </w:numPr>
+        <w:jc w:val="both"/>
+        <w:rPr>
+          <w:rFonts w:hint="default"/>
+          <w:lang w:val="en-US" w:eastAsia="zh-CN"/>
+        </w:rPr>
+      </w:pPr>
+      <w:r>
+        <w:rPr>
+          <w:rFonts w:hint="default"/>
+          <w:lang w:val="en-US" w:eastAsia="zh-CN"/>
+        </w:rPr>
+        <w:t>- 按钮区是否舒服</w:t>
+      </w:r>
+    </w:p>
+    <w:p>
+      <w:pPr>
+        <w:widowControl w:val="0"/>
+        <w:numPr>
+          <w:ilvl w:val="0"/>
+          <w:numId w:val="0"/>
+        </w:numPr>
+        <w:jc w:val="both"/>
+        <w:rPr>
+          <w:rFonts w:hint="default"/>
+          <w:lang w:val="en-US" w:eastAsia="zh-CN"/>
+        </w:rPr>
+      </w:pPr>
+      <w:r>
+        <w:rPr>
+          <w:rFonts w:hint="default"/>
+          <w:lang w:val="en-US" w:eastAsia="zh-CN"/>
+        </w:rPr>
+        <w:t>- 点击区域是否足够大</w:t>
+      </w:r>
+    </w:p>
+    <w:p>
+      <w:pPr>
+        <w:widowControl w:val="0"/>
+        <w:numPr>
+          <w:ilvl w:val="0"/>
+          <w:numId w:val="0"/>
+        </w:numPr>
+        <w:jc w:val="both"/>
+        <w:rPr>
+          <w:rFonts w:hint="default"/>
+          <w:lang w:val="en-US" w:eastAsia="zh-CN"/>
+        </w:rPr>
+      </w:pPr>
+      <w:r>
+        <w:rPr>
+          <w:rFonts w:hint="default"/>
+          <w:lang w:val="en-US" w:eastAsia="zh-CN"/>
+        </w:rPr>
+        <w:t>- 页面上下节奏是否顺畅</w:t>
+      </w:r>
+    </w:p>
+    <w:p>
+      <w:pPr>
+        <w:widowControl w:val="0"/>
+        <w:numPr>
+          <w:ilvl w:val="0"/>
+          <w:numId w:val="0"/>
+        </w:numPr>
+        <w:jc w:val="both"/>
+        <w:rPr>
+          <w:rFonts w:hint="default"/>
+          <w:lang w:val="en-US" w:eastAsia="zh-CN"/>
+        </w:rPr>
+      </w:pPr>
+    </w:p>
+    <w:p>
+      <w:pPr>
+        <w:widowControl w:val="0"/>
+        <w:numPr>
+          <w:ilvl w:val="0"/>
+          <w:numId w:val="0"/>
+        </w:numPr>
+        <w:jc w:val="both"/>
+        <w:rPr>
+          <w:rFonts w:hint="default"/>
+          <w:lang w:val="en-US" w:eastAsia="zh-CN"/>
+        </w:rPr>
+      </w:pPr>
+      <w:r>
+        <w:rPr>
+          <w:rFonts w:hint="default"/>
+          <w:lang w:val="en-US" w:eastAsia="zh-CN"/>
+        </w:rPr>
+        <w:t>## 6. 给 Antigravity 的明确执行要求</w:t>
+      </w:r>
+    </w:p>
+    <w:p>
+      <w:pPr>
+        <w:widowControl w:val="0"/>
+        <w:numPr>
+          <w:ilvl w:val="0"/>
+          <w:numId w:val="0"/>
+        </w:numPr>
+        <w:jc w:val="both"/>
+        <w:rPr>
+          <w:rFonts w:hint="default"/>
+          <w:lang w:val="en-US" w:eastAsia="zh-CN"/>
+        </w:rPr>
+      </w:pPr>
+    </w:p>
+    <w:p>
+      <w:pPr>
+        <w:widowControl w:val="0"/>
+        <w:numPr>
+          <w:ilvl w:val="0"/>
+          <w:numId w:val="0"/>
+        </w:numPr>
+        <w:jc w:val="both"/>
+        <w:rPr>
+          <w:rFonts w:hint="default"/>
+          <w:lang w:val="en-US" w:eastAsia="zh-CN"/>
+        </w:rPr>
+      </w:pPr>
+      <w:r>
+        <w:rPr>
+          <w:rFonts w:hint="default"/>
+          <w:lang w:val="en-US" w:eastAsia="zh-CN"/>
+        </w:rPr>
+        <w:t>### 6.1 第一阶段：先还原</w:t>
+      </w:r>
+    </w:p>
+    <w:p>
+      <w:pPr>
+        <w:widowControl w:val="0"/>
+        <w:numPr>
+          <w:ilvl w:val="0"/>
+          <w:numId w:val="0"/>
+        </w:numPr>
+        <w:jc w:val="both"/>
+        <w:rPr>
+          <w:rFonts w:hint="default"/>
+          <w:lang w:val="en-US" w:eastAsia="zh-CN"/>
+        </w:rPr>
+      </w:pPr>
+    </w:p>
+    <w:p>
+      <w:pPr>
+        <w:widowControl w:val="0"/>
+        <w:numPr>
+          <w:ilvl w:val="0"/>
+          <w:numId w:val="0"/>
+        </w:numPr>
+        <w:jc w:val="both"/>
+        <w:rPr>
+          <w:rFonts w:hint="default"/>
+          <w:lang w:val="en-US" w:eastAsia="zh-CN"/>
+        </w:rPr>
+      </w:pPr>
+      <w:r>
+        <w:rPr>
+          <w:rFonts w:hint="default"/>
+          <w:lang w:val="en-US" w:eastAsia="zh-CN"/>
+        </w:rPr>
+        <w:t>第一轮请优先做“还原版”，目标是：</w:t>
+      </w:r>
+    </w:p>
+    <w:p>
+      <w:pPr>
+        <w:widowControl w:val="0"/>
+        <w:numPr>
+          <w:ilvl w:val="0"/>
+          <w:numId w:val="0"/>
+        </w:numPr>
+        <w:jc w:val="both"/>
+        <w:rPr>
+          <w:rFonts w:hint="default"/>
+          <w:lang w:val="en-US" w:eastAsia="zh-CN"/>
+        </w:rPr>
+      </w:pPr>
+    </w:p>
+    <w:p>
+      <w:pPr>
+        <w:widowControl w:val="0"/>
+        <w:numPr>
+          <w:ilvl w:val="0"/>
+          <w:numId w:val="0"/>
+        </w:numPr>
+        <w:jc w:val="both"/>
+        <w:rPr>
+          <w:rFonts w:hint="default"/>
+          <w:lang w:val="en-US" w:eastAsia="zh-CN"/>
+        </w:rPr>
+      </w:pPr>
+      <w:r>
+        <w:rPr>
+          <w:rFonts w:hint="default"/>
+          <w:lang w:val="en-US" w:eastAsia="zh-CN"/>
+        </w:rPr>
+        <w:t>- 尽量恢复到旧版你认可的 UI 方向</w:t>
+      </w:r>
+    </w:p>
+    <w:p>
+      <w:pPr>
+        <w:widowControl w:val="0"/>
+        <w:numPr>
+          <w:ilvl w:val="0"/>
+          <w:numId w:val="0"/>
+        </w:numPr>
+        <w:jc w:val="both"/>
+        <w:rPr>
+          <w:rFonts w:hint="default"/>
+          <w:lang w:val="en-US" w:eastAsia="zh-CN"/>
+        </w:rPr>
+      </w:pPr>
+      <w:r>
+        <w:rPr>
+          <w:rFonts w:hint="default"/>
+          <w:lang w:val="en-US" w:eastAsia="zh-CN"/>
+        </w:rPr>
+        <w:t>- 先回到正确的视觉语境</w:t>
+      </w:r>
+    </w:p>
+    <w:p>
+      <w:pPr>
+        <w:widowControl w:val="0"/>
+        <w:numPr>
+          <w:ilvl w:val="0"/>
+          <w:numId w:val="0"/>
+        </w:numPr>
+        <w:jc w:val="both"/>
+        <w:rPr>
+          <w:rFonts w:hint="default"/>
+          <w:lang w:val="en-US" w:eastAsia="zh-CN"/>
+        </w:rPr>
+      </w:pPr>
+      <w:r>
+        <w:rPr>
+          <w:rFonts w:hint="default"/>
+          <w:lang w:val="en-US" w:eastAsia="zh-CN"/>
+        </w:rPr>
+        <w:t>- 不要一上来做大幅重设计</w:t>
+      </w:r>
+    </w:p>
+    <w:p>
+      <w:pPr>
+        <w:widowControl w:val="0"/>
+        <w:numPr>
+          <w:ilvl w:val="0"/>
+          <w:numId w:val="0"/>
+        </w:numPr>
+        <w:jc w:val="both"/>
+        <w:rPr>
+          <w:rFonts w:hint="default"/>
+          <w:lang w:val="en-US" w:eastAsia="zh-CN"/>
+        </w:rPr>
+      </w:pPr>
+    </w:p>
+    <w:p>
+      <w:pPr>
+        <w:widowControl w:val="0"/>
+        <w:numPr>
+          <w:ilvl w:val="0"/>
+          <w:numId w:val="0"/>
+        </w:numPr>
+        <w:jc w:val="both"/>
+        <w:rPr>
+          <w:rFonts w:hint="default"/>
+          <w:lang w:val="en-US" w:eastAsia="zh-CN"/>
+        </w:rPr>
+      </w:pPr>
+      <w:r>
+        <w:rPr>
+          <w:rFonts w:hint="default"/>
+          <w:lang w:val="en-US" w:eastAsia="zh-CN"/>
+        </w:rPr>
+        <w:t>### 6.2 第二阶段：再微优化</w:t>
+      </w:r>
+    </w:p>
+    <w:p>
+      <w:pPr>
+        <w:widowControl w:val="0"/>
+        <w:numPr>
+          <w:ilvl w:val="0"/>
+          <w:numId w:val="0"/>
+        </w:numPr>
+        <w:jc w:val="both"/>
+        <w:rPr>
+          <w:rFonts w:hint="default"/>
+          <w:lang w:val="en-US" w:eastAsia="zh-CN"/>
+        </w:rPr>
+      </w:pPr>
+    </w:p>
+    <w:p>
+      <w:pPr>
+        <w:widowControl w:val="0"/>
+        <w:numPr>
+          <w:ilvl w:val="0"/>
+          <w:numId w:val="0"/>
+        </w:numPr>
+        <w:jc w:val="both"/>
+        <w:rPr>
+          <w:rFonts w:hint="default"/>
+          <w:lang w:val="en-US" w:eastAsia="zh-CN"/>
+        </w:rPr>
+      </w:pPr>
+      <w:r>
+        <w:rPr>
+          <w:rFonts w:hint="default"/>
+          <w:lang w:val="en-US" w:eastAsia="zh-CN"/>
+        </w:rPr>
+        <w:t>只有在“方向已经回对”的前提下，再做微优化，例如：</w:t>
+      </w:r>
+    </w:p>
+    <w:p>
+      <w:pPr>
+        <w:widowControl w:val="0"/>
+        <w:numPr>
+          <w:ilvl w:val="0"/>
+          <w:numId w:val="0"/>
+        </w:numPr>
+        <w:jc w:val="both"/>
+        <w:rPr>
+          <w:rFonts w:hint="default"/>
+          <w:lang w:val="en-US" w:eastAsia="zh-CN"/>
+        </w:rPr>
+      </w:pPr>
+    </w:p>
+    <w:p>
+      <w:pPr>
+        <w:widowControl w:val="0"/>
+        <w:numPr>
+          <w:ilvl w:val="0"/>
+          <w:numId w:val="0"/>
+        </w:numPr>
+        <w:jc w:val="both"/>
+        <w:rPr>
+          <w:rFonts w:hint="default"/>
+          <w:lang w:val="en-US" w:eastAsia="zh-CN"/>
+        </w:rPr>
+      </w:pPr>
+      <w:r>
+        <w:rPr>
+          <w:rFonts w:hint="default"/>
+          <w:lang w:val="en-US" w:eastAsia="zh-CN"/>
+        </w:rPr>
+        <w:t>- 排版更稳</w:t>
+      </w:r>
+    </w:p>
+    <w:p>
+      <w:pPr>
+        <w:widowControl w:val="0"/>
+        <w:numPr>
+          <w:ilvl w:val="0"/>
+          <w:numId w:val="0"/>
+        </w:numPr>
+        <w:jc w:val="both"/>
+        <w:rPr>
+          <w:rFonts w:hint="default"/>
+          <w:lang w:val="en-US" w:eastAsia="zh-CN"/>
+        </w:rPr>
+      </w:pPr>
+      <w:r>
+        <w:rPr>
+          <w:rFonts w:hint="default"/>
+          <w:lang w:val="en-US" w:eastAsia="zh-CN"/>
+        </w:rPr>
+        <w:t>- 信息层级更清晰</w:t>
+      </w:r>
+    </w:p>
+    <w:p>
+      <w:pPr>
+        <w:widowControl w:val="0"/>
+        <w:numPr>
+          <w:ilvl w:val="0"/>
+          <w:numId w:val="0"/>
+        </w:numPr>
+        <w:jc w:val="both"/>
+        <w:rPr>
+          <w:rFonts w:hint="default"/>
+          <w:lang w:val="en-US" w:eastAsia="zh-CN"/>
+        </w:rPr>
+      </w:pPr>
+      <w:r>
+        <w:rPr>
+          <w:rFonts w:hint="default"/>
+          <w:lang w:val="en-US" w:eastAsia="zh-CN"/>
+        </w:rPr>
+        <w:t>- 动效更顺</w:t>
+      </w:r>
+    </w:p>
+    <w:p>
+      <w:pPr>
+        <w:widowControl w:val="0"/>
+        <w:numPr>
+          <w:ilvl w:val="0"/>
+          <w:numId w:val="0"/>
+        </w:numPr>
+        <w:jc w:val="both"/>
+        <w:rPr>
+          <w:rFonts w:hint="default"/>
+          <w:lang w:val="en-US" w:eastAsia="zh-CN"/>
+        </w:rPr>
+      </w:pPr>
+      <w:r>
+        <w:rPr>
+          <w:rFonts w:hint="default"/>
+          <w:lang w:val="en-US" w:eastAsia="zh-CN"/>
+        </w:rPr>
+        <w:t>- 移动端操作更舒服</w:t>
+      </w:r>
+    </w:p>
+    <w:p>
+      <w:pPr>
+        <w:widowControl w:val="0"/>
+        <w:numPr>
+          <w:ilvl w:val="0"/>
+          <w:numId w:val="0"/>
+        </w:numPr>
+        <w:jc w:val="both"/>
+        <w:rPr>
+          <w:rFonts w:hint="default"/>
+          <w:lang w:val="en-US" w:eastAsia="zh-CN"/>
+        </w:rPr>
+      </w:pPr>
+    </w:p>
+    <w:p>
+      <w:pPr>
+        <w:widowControl w:val="0"/>
+        <w:numPr>
+          <w:ilvl w:val="0"/>
+          <w:numId w:val="0"/>
+        </w:numPr>
+        <w:jc w:val="both"/>
+        <w:rPr>
+          <w:rFonts w:hint="default"/>
+          <w:lang w:val="en-US" w:eastAsia="zh-CN"/>
+        </w:rPr>
+      </w:pPr>
+      <w:r>
+        <w:rPr>
+          <w:rFonts w:hint="default"/>
+          <w:lang w:val="en-US" w:eastAsia="zh-CN"/>
+        </w:rPr>
+        <w:t>### 6.3 不允许擅自改变的内容</w:t>
+      </w:r>
+    </w:p>
+    <w:p>
+      <w:pPr>
+        <w:widowControl w:val="0"/>
+        <w:numPr>
+          <w:ilvl w:val="0"/>
+          <w:numId w:val="0"/>
+        </w:numPr>
+        <w:jc w:val="both"/>
+        <w:rPr>
+          <w:rFonts w:hint="default"/>
+          <w:lang w:val="en-US" w:eastAsia="zh-CN"/>
+        </w:rPr>
+      </w:pPr>
+    </w:p>
+    <w:p>
+      <w:pPr>
+        <w:widowControl w:val="0"/>
+        <w:numPr>
+          <w:ilvl w:val="0"/>
+          <w:numId w:val="0"/>
+        </w:numPr>
+        <w:jc w:val="both"/>
+        <w:rPr>
+          <w:rFonts w:hint="default"/>
+          <w:lang w:val="en-US" w:eastAsia="zh-CN"/>
+        </w:rPr>
+      </w:pPr>
+      <w:r>
+        <w:rPr>
+          <w:rFonts w:hint="default"/>
+          <w:lang w:val="en-US" w:eastAsia="zh-CN"/>
+        </w:rPr>
+        <w:t>在你未明确批准前，不要擅自改变：</w:t>
+      </w:r>
+    </w:p>
+    <w:p>
+      <w:pPr>
+        <w:widowControl w:val="0"/>
+        <w:numPr>
+          <w:ilvl w:val="0"/>
+          <w:numId w:val="0"/>
+        </w:numPr>
+        <w:jc w:val="both"/>
+        <w:rPr>
+          <w:rFonts w:hint="default"/>
+          <w:lang w:val="en-US" w:eastAsia="zh-CN"/>
+        </w:rPr>
+      </w:pPr>
+    </w:p>
+    <w:p>
+      <w:pPr>
+        <w:widowControl w:val="0"/>
+        <w:numPr>
+          <w:ilvl w:val="0"/>
+          <w:numId w:val="0"/>
+        </w:numPr>
+        <w:jc w:val="both"/>
+        <w:rPr>
+          <w:rFonts w:hint="default"/>
+          <w:lang w:val="en-US" w:eastAsia="zh-CN"/>
+        </w:rPr>
+      </w:pPr>
+      <w:r>
+        <w:rPr>
+          <w:rFonts w:hint="default"/>
+          <w:lang w:val="en-US" w:eastAsia="zh-CN"/>
+        </w:rPr>
+        <w:t>- 核心流程顺序</w:t>
+      </w:r>
+    </w:p>
+    <w:p>
+      <w:pPr>
+        <w:widowControl w:val="0"/>
+        <w:numPr>
+          <w:ilvl w:val="0"/>
+          <w:numId w:val="0"/>
+        </w:numPr>
+        <w:jc w:val="both"/>
+        <w:rPr>
+          <w:rFonts w:hint="default"/>
+          <w:lang w:val="en-US" w:eastAsia="zh-CN"/>
+        </w:rPr>
+      </w:pPr>
+      <w:r>
+        <w:rPr>
+          <w:rFonts w:hint="default"/>
+          <w:lang w:val="en-US" w:eastAsia="zh-CN"/>
+        </w:rPr>
+        <w:t>- 页面主结构</w:t>
+      </w:r>
+    </w:p>
+    <w:p>
+      <w:pPr>
+        <w:widowControl w:val="0"/>
+        <w:numPr>
+          <w:ilvl w:val="0"/>
+          <w:numId w:val="0"/>
+        </w:numPr>
+        <w:jc w:val="both"/>
+        <w:rPr>
+          <w:rFonts w:hint="default"/>
+          <w:lang w:val="en-US" w:eastAsia="zh-CN"/>
+        </w:rPr>
+      </w:pPr>
+      <w:r>
+        <w:rPr>
+          <w:rFonts w:hint="default"/>
+          <w:lang w:val="en-US" w:eastAsia="zh-CN"/>
+        </w:rPr>
+        <w:t>- 关键操作入口</w:t>
+      </w:r>
+    </w:p>
+    <w:p>
+      <w:pPr>
+        <w:widowControl w:val="0"/>
+        <w:numPr>
+          <w:ilvl w:val="0"/>
+          <w:numId w:val="0"/>
+        </w:numPr>
+        <w:jc w:val="both"/>
+        <w:rPr>
+          <w:rFonts w:hint="default"/>
+          <w:lang w:val="en-US" w:eastAsia="zh-CN"/>
+        </w:rPr>
+      </w:pPr>
+      <w:r>
+        <w:rPr>
+          <w:rFonts w:hint="default"/>
+          <w:lang w:val="en-US" w:eastAsia="zh-CN"/>
+        </w:rPr>
+        <w:t>- 主要信息层级</w:t>
+      </w:r>
+    </w:p>
+    <w:p>
+      <w:pPr>
+        <w:widowControl w:val="0"/>
+        <w:numPr>
+          <w:ilvl w:val="0"/>
+          <w:numId w:val="0"/>
+        </w:numPr>
+        <w:jc w:val="both"/>
+        <w:rPr>
+          <w:rFonts w:hint="default"/>
+          <w:lang w:val="en-US" w:eastAsia="zh-CN"/>
+        </w:rPr>
+      </w:pPr>
+    </w:p>
+    <w:p>
+      <w:pPr>
+        <w:widowControl w:val="0"/>
+        <w:numPr>
+          <w:ilvl w:val="0"/>
+          <w:numId w:val="0"/>
+        </w:numPr>
+        <w:jc w:val="both"/>
+        <w:rPr>
+          <w:rFonts w:hint="default"/>
+          <w:lang w:val="en-US" w:eastAsia="zh-CN"/>
+        </w:rPr>
+      </w:pPr>
+      <w:r>
+        <w:rPr>
+          <w:rFonts w:hint="default"/>
+          <w:lang w:val="en-US" w:eastAsia="zh-CN"/>
+        </w:rPr>
+        <w:t>## 7. 交付要求（给 Antigravity）</w:t>
+      </w:r>
+    </w:p>
+    <w:p>
+      <w:pPr>
+        <w:widowControl w:val="0"/>
+        <w:numPr>
+          <w:ilvl w:val="0"/>
+          <w:numId w:val="0"/>
+        </w:numPr>
+        <w:jc w:val="both"/>
+        <w:rPr>
+          <w:rFonts w:hint="default"/>
+          <w:lang w:val="en-US" w:eastAsia="zh-CN"/>
+        </w:rPr>
+      </w:pPr>
+    </w:p>
+    <w:p>
+      <w:pPr>
+        <w:widowControl w:val="0"/>
+        <w:numPr>
+          <w:ilvl w:val="0"/>
+          <w:numId w:val="0"/>
+        </w:numPr>
+        <w:jc w:val="both"/>
+        <w:rPr>
+          <w:rFonts w:hint="default"/>
+          <w:lang w:val="en-US" w:eastAsia="zh-CN"/>
+        </w:rPr>
+      </w:pPr>
+      <w:r>
+        <w:rPr>
+          <w:rFonts w:hint="default"/>
+          <w:lang w:val="en-US" w:eastAsia="zh-CN"/>
+        </w:rPr>
+        <w:t>第一轮交付建议包括：</w:t>
+      </w:r>
+    </w:p>
+    <w:p>
+      <w:pPr>
+        <w:widowControl w:val="0"/>
+        <w:numPr>
+          <w:ilvl w:val="0"/>
+          <w:numId w:val="0"/>
+        </w:numPr>
+        <w:jc w:val="both"/>
+        <w:rPr>
+          <w:rFonts w:hint="default"/>
+          <w:lang w:val="en-US" w:eastAsia="zh-CN"/>
+        </w:rPr>
+      </w:pPr>
+    </w:p>
+    <w:p>
+      <w:pPr>
+        <w:widowControl w:val="0"/>
+        <w:numPr>
+          <w:ilvl w:val="0"/>
+          <w:numId w:val="0"/>
+        </w:numPr>
+        <w:jc w:val="both"/>
+        <w:rPr>
+          <w:rFonts w:hint="default"/>
+          <w:lang w:val="en-US" w:eastAsia="zh-CN"/>
+        </w:rPr>
+      </w:pPr>
+      <w:r>
+        <w:rPr>
+          <w:rFonts w:hint="default"/>
+          <w:lang w:val="en-US" w:eastAsia="zh-CN"/>
+        </w:rPr>
+        <w:t>1. 从进入产品到 AI 共创前的完整前端流</w:t>
+      </w:r>
+    </w:p>
+    <w:p>
+      <w:pPr>
+        <w:widowControl w:val="0"/>
+        <w:numPr>
+          <w:ilvl w:val="0"/>
+          <w:numId w:val="0"/>
+        </w:numPr>
+        <w:jc w:val="both"/>
+        <w:rPr>
+          <w:rFonts w:hint="default"/>
+          <w:lang w:val="en-US" w:eastAsia="zh-CN"/>
+        </w:rPr>
+      </w:pPr>
+      <w:r>
+        <w:rPr>
+          <w:rFonts w:hint="default"/>
+          <w:lang w:val="en-US" w:eastAsia="zh-CN"/>
+        </w:rPr>
+        <w:t>2. 每一步的页面结构说明</w:t>
+      </w:r>
+    </w:p>
+    <w:p>
+      <w:pPr>
+        <w:widowControl w:val="0"/>
+        <w:numPr>
+          <w:ilvl w:val="0"/>
+          <w:numId w:val="0"/>
+        </w:numPr>
+        <w:jc w:val="both"/>
+        <w:rPr>
+          <w:rFonts w:hint="default"/>
+          <w:lang w:val="en-US" w:eastAsia="zh-CN"/>
+        </w:rPr>
+      </w:pPr>
+      <w:r>
+        <w:rPr>
+          <w:rFonts w:hint="default"/>
+          <w:lang w:val="en-US" w:eastAsia="zh-CN"/>
+        </w:rPr>
+        <w:t>3. 每一步的交互方式说明</w:t>
+      </w:r>
+    </w:p>
+    <w:p>
+      <w:pPr>
+        <w:widowControl w:val="0"/>
+        <w:numPr>
+          <w:ilvl w:val="0"/>
+          <w:numId w:val="0"/>
+        </w:numPr>
+        <w:jc w:val="both"/>
+        <w:rPr>
+          <w:rFonts w:hint="default"/>
+          <w:lang w:val="en-US" w:eastAsia="zh-CN"/>
+        </w:rPr>
+      </w:pPr>
+      <w:r>
+        <w:rPr>
+          <w:rFonts w:hint="default"/>
+          <w:lang w:val="en-US" w:eastAsia="zh-CN"/>
+        </w:rPr>
+        <w:t>4. 移动端优先的前端实现方案</w:t>
+      </w:r>
+    </w:p>
+    <w:p>
+      <w:pPr>
+        <w:widowControl w:val="0"/>
+        <w:numPr>
+          <w:ilvl w:val="0"/>
+          <w:numId w:val="0"/>
+        </w:numPr>
+        <w:jc w:val="both"/>
+        <w:rPr>
+          <w:rFonts w:hint="default"/>
+          <w:lang w:val="en-US" w:eastAsia="zh-CN"/>
+        </w:rPr>
+      </w:pPr>
+      <w:r>
+        <w:rPr>
+          <w:rFonts w:hint="default"/>
+          <w:lang w:val="en-US" w:eastAsia="zh-CN"/>
+        </w:rPr>
+        <w:t>5. 在现有代码基础上的还原与优化建议</w:t>
+      </w:r>
+    </w:p>
+    <w:p>
+      <w:pPr>
+        <w:widowControl w:val="0"/>
+        <w:numPr>
+          <w:ilvl w:val="0"/>
+          <w:numId w:val="0"/>
+        </w:numPr>
+        <w:jc w:val="both"/>
+        <w:rPr>
+          <w:rFonts w:hint="default"/>
+          <w:lang w:val="en-US" w:eastAsia="zh-CN"/>
+        </w:rPr>
+      </w:pPr>
+    </w:p>
+    <w:p>
+      <w:pPr>
+        <w:widowControl w:val="0"/>
+        <w:numPr>
+          <w:ilvl w:val="0"/>
+          <w:numId w:val="0"/>
+        </w:numPr>
+        <w:jc w:val="both"/>
+        <w:rPr>
+          <w:rFonts w:hint="default"/>
+          <w:lang w:val="en-US" w:eastAsia="zh-CN"/>
+        </w:rPr>
+      </w:pPr>
+      <w:r>
+        <w:rPr>
+          <w:rFonts w:hint="default"/>
+          <w:lang w:val="en-US" w:eastAsia="zh-CN"/>
+        </w:rPr>
+        <w:t>## 8. 前端冻结规则（项目协作约束）</w:t>
+      </w:r>
+    </w:p>
+    <w:p>
+      <w:pPr>
+        <w:widowControl w:val="0"/>
+        <w:numPr>
+          <w:ilvl w:val="0"/>
+          <w:numId w:val="0"/>
+        </w:numPr>
+        <w:jc w:val="both"/>
+        <w:rPr>
+          <w:rFonts w:hint="default"/>
+          <w:lang w:val="en-US" w:eastAsia="zh-CN"/>
+        </w:rPr>
+      </w:pPr>
+    </w:p>
+    <w:p>
+      <w:pPr>
+        <w:widowControl w:val="0"/>
+        <w:numPr>
+          <w:ilvl w:val="0"/>
+          <w:numId w:val="0"/>
+        </w:numPr>
+        <w:jc w:val="both"/>
+        <w:rPr>
+          <w:rFonts w:hint="default"/>
+          <w:lang w:val="en-US" w:eastAsia="zh-CN"/>
+        </w:rPr>
+      </w:pPr>
+      <w:r>
+        <w:rPr>
+          <w:rFonts w:hint="default"/>
+          <w:lang w:val="en-US" w:eastAsia="zh-CN"/>
+        </w:rPr>
+        <w:t>当你确认前端方案后，默认进入“前端冻结”状态。</w:t>
+      </w:r>
+    </w:p>
+    <w:p>
+      <w:pPr>
+        <w:widowControl w:val="0"/>
+        <w:numPr>
+          <w:ilvl w:val="0"/>
+          <w:numId w:val="0"/>
+        </w:numPr>
+        <w:jc w:val="both"/>
+        <w:rPr>
+          <w:rFonts w:hint="default"/>
+          <w:lang w:val="en-US" w:eastAsia="zh-CN"/>
+        </w:rPr>
+      </w:pPr>
+    </w:p>
+    <w:p>
+      <w:pPr>
+        <w:widowControl w:val="0"/>
+        <w:numPr>
+          <w:ilvl w:val="0"/>
+          <w:numId w:val="0"/>
+        </w:numPr>
+        <w:jc w:val="both"/>
+        <w:rPr>
+          <w:rFonts w:hint="default"/>
+          <w:lang w:val="en-US" w:eastAsia="zh-CN"/>
+        </w:rPr>
+      </w:pPr>
+      <w:r>
+        <w:rPr>
+          <w:rFonts w:hint="default"/>
+          <w:lang w:val="en-US" w:eastAsia="zh-CN"/>
+        </w:rPr>
+        <w:t>冻结后：</w:t>
+      </w:r>
+    </w:p>
+    <w:p>
+      <w:pPr>
+        <w:widowControl w:val="0"/>
+        <w:numPr>
+          <w:ilvl w:val="0"/>
+          <w:numId w:val="0"/>
+        </w:numPr>
+        <w:jc w:val="both"/>
+        <w:rPr>
+          <w:rFonts w:hint="default"/>
+          <w:lang w:val="en-US" w:eastAsia="zh-CN"/>
+        </w:rPr>
+      </w:pPr>
+    </w:p>
+    <w:p>
+      <w:pPr>
+        <w:widowControl w:val="0"/>
+        <w:numPr>
+          <w:ilvl w:val="0"/>
+          <w:numId w:val="0"/>
+        </w:numPr>
+        <w:jc w:val="both"/>
+        <w:rPr>
+          <w:rFonts w:hint="default"/>
+          <w:lang w:val="en-US" w:eastAsia="zh-CN"/>
+        </w:rPr>
+      </w:pPr>
+      <w:r>
+        <w:rPr>
+          <w:rFonts w:hint="default"/>
+          <w:lang w:val="en-US" w:eastAsia="zh-CN"/>
+        </w:rPr>
+        <w:t>- 页面结构不随意修改</w:t>
+      </w:r>
+    </w:p>
+    <w:p>
+      <w:pPr>
+        <w:widowControl w:val="0"/>
+        <w:numPr>
+          <w:ilvl w:val="0"/>
+          <w:numId w:val="0"/>
+        </w:numPr>
+        <w:jc w:val="both"/>
+        <w:rPr>
+          <w:rFonts w:hint="default"/>
+          <w:lang w:val="en-US" w:eastAsia="zh-CN"/>
+        </w:rPr>
+      </w:pPr>
+      <w:r>
+        <w:rPr>
+          <w:rFonts w:hint="default"/>
+          <w:lang w:val="en-US" w:eastAsia="zh-CN"/>
+        </w:rPr>
+        <w:t>- 视觉层级不随意修改</w:t>
+      </w:r>
+    </w:p>
+    <w:p>
+      <w:pPr>
+        <w:widowControl w:val="0"/>
+        <w:numPr>
+          <w:ilvl w:val="0"/>
+          <w:numId w:val="0"/>
+        </w:numPr>
+        <w:jc w:val="both"/>
+        <w:rPr>
+          <w:rFonts w:hint="default"/>
+          <w:lang w:val="en-US" w:eastAsia="zh-CN"/>
+        </w:rPr>
+      </w:pPr>
+      <w:r>
+        <w:rPr>
+          <w:rFonts w:hint="default"/>
+          <w:lang w:val="en-US" w:eastAsia="zh-CN"/>
+        </w:rPr>
+        <w:t>- 关键文案和交互顺序不随意修改</w:t>
+      </w:r>
+    </w:p>
+    <w:p>
+      <w:pPr>
+        <w:widowControl w:val="0"/>
+        <w:numPr>
+          <w:ilvl w:val="0"/>
+          <w:numId w:val="0"/>
+        </w:numPr>
+        <w:jc w:val="both"/>
+        <w:rPr>
+          <w:rFonts w:hint="default"/>
+          <w:lang w:val="en-US" w:eastAsia="zh-CN"/>
+        </w:rPr>
+      </w:pPr>
+    </w:p>
+    <w:p>
+      <w:pPr>
+        <w:widowControl w:val="0"/>
+        <w:numPr>
+          <w:ilvl w:val="0"/>
+          <w:numId w:val="0"/>
+        </w:numPr>
+        <w:jc w:val="both"/>
+        <w:rPr>
+          <w:rFonts w:hint="default"/>
+          <w:lang w:val="en-US" w:eastAsia="zh-CN"/>
+        </w:rPr>
+      </w:pPr>
+      <w:r>
+        <w:rPr>
+          <w:rFonts w:hint="default"/>
+          <w:lang w:val="en-US" w:eastAsia="zh-CN"/>
+        </w:rPr>
+        <w:t>后续 Claude / Codex 的职责应是：</w:t>
+      </w:r>
+    </w:p>
+    <w:p>
+      <w:pPr>
+        <w:widowControl w:val="0"/>
+        <w:numPr>
+          <w:ilvl w:val="0"/>
+          <w:numId w:val="0"/>
+        </w:numPr>
+        <w:jc w:val="both"/>
+        <w:rPr>
+          <w:rFonts w:hint="default"/>
+          <w:lang w:val="en-US" w:eastAsia="zh-CN"/>
+        </w:rPr>
+      </w:pPr>
+    </w:p>
+    <w:p>
+      <w:pPr>
+        <w:widowControl w:val="0"/>
+        <w:numPr>
+          <w:ilvl w:val="0"/>
+          <w:numId w:val="0"/>
+        </w:numPr>
+        <w:jc w:val="both"/>
+        <w:rPr>
+          <w:rFonts w:hint="default"/>
+          <w:lang w:val="en-US" w:eastAsia="zh-CN"/>
+        </w:rPr>
+      </w:pPr>
+      <w:r>
+        <w:rPr>
+          <w:rFonts w:hint="default"/>
+          <w:lang w:val="en-US" w:eastAsia="zh-CN"/>
+        </w:rPr>
+        <w:t>- 贴合前端补数据结构</w:t>
+      </w:r>
+    </w:p>
+    <w:p>
+      <w:pPr>
+        <w:widowControl w:val="0"/>
+        <w:numPr>
+          <w:ilvl w:val="0"/>
+          <w:numId w:val="0"/>
+        </w:numPr>
+        <w:jc w:val="both"/>
+        <w:rPr>
+          <w:rFonts w:hint="default"/>
+          <w:lang w:val="en-US" w:eastAsia="zh-CN"/>
+        </w:rPr>
+      </w:pPr>
+      <w:r>
+        <w:rPr>
+          <w:rFonts w:hint="default"/>
+          <w:lang w:val="en-US" w:eastAsia="zh-CN"/>
+        </w:rPr>
+        <w:t>- 贴合前端补后端接口</w:t>
+      </w:r>
+    </w:p>
+    <w:p>
+      <w:pPr>
+        <w:widowControl w:val="0"/>
+        <w:numPr>
+          <w:ilvl w:val="0"/>
+          <w:numId w:val="0"/>
+        </w:numPr>
+        <w:jc w:val="both"/>
+        <w:rPr>
+          <w:rFonts w:hint="default"/>
+          <w:lang w:val="en-US" w:eastAsia="zh-CN"/>
+        </w:rPr>
+      </w:pPr>
+      <w:r>
+        <w:rPr>
+          <w:rFonts w:hint="default"/>
+          <w:lang w:val="en-US" w:eastAsia="zh-CN"/>
+        </w:rPr>
+        <w:t>- 修复不影响前端体验的实现问题</w:t>
+      </w:r>
+    </w:p>
+    <w:p>
+      <w:pPr>
+        <w:widowControl w:val="0"/>
+        <w:numPr>
+          <w:ilvl w:val="0"/>
+          <w:numId w:val="0"/>
+        </w:numPr>
+        <w:jc w:val="both"/>
+        <w:rPr>
+          <w:rFonts w:hint="default"/>
+          <w:lang w:val="en-US" w:eastAsia="zh-CN"/>
+        </w:rPr>
+      </w:pPr>
+    </w:p>
+    <w:p>
+      <w:pPr>
+        <w:widowControl w:val="0"/>
+        <w:numPr>
+          <w:ilvl w:val="0"/>
+          <w:numId w:val="0"/>
+        </w:numPr>
+        <w:jc w:val="both"/>
+        <w:rPr>
+          <w:rFonts w:hint="default"/>
+          <w:lang w:val="en-US" w:eastAsia="zh-CN"/>
+        </w:rPr>
+      </w:pPr>
+      <w:r>
+        <w:rPr>
+          <w:rFonts w:hint="default"/>
+          <w:lang w:val="en-US" w:eastAsia="zh-CN"/>
+        </w:rPr>
+        <w:t>除非你再次明确批准，否则不应为了实现方便而反向改前端。</w:t>
+      </w:r>
+    </w:p>
+    <w:p>
+      <w:pPr>
+        <w:widowControl w:val="0"/>
+        <w:numPr>
+          <w:ilvl w:val="0"/>
+          <w:numId w:val="0"/>
+        </w:numPr>
+        <w:jc w:val="both"/>
+        <w:rPr>
+          <w:rFonts w:hint="default"/>
+          <w:lang w:val="en-US" w:eastAsia="zh-CN"/>
+        </w:rPr>
+      </w:pPr>
+    </w:p>
+    <w:p>
+      <w:pPr>
+        <w:widowControl w:val="0"/>
+        <w:numPr>
+          <w:ilvl w:val="0"/>
+          <w:numId w:val="0"/>
+        </w:numPr>
+        <w:jc w:val="both"/>
+        <w:rPr>
+          <w:rFonts w:hint="default"/>
+          <w:lang w:val="en-US" w:eastAsia="zh-CN"/>
+        </w:rPr>
+      </w:pPr>
+      <w:r>
+        <w:rPr>
+          <w:rFonts w:hint="default"/>
+          <w:lang w:val="en-US" w:eastAsia="zh-CN"/>
+        </w:rPr>
+        <w:t>## 9. 你填写完成后的使用方式</w:t>
+      </w:r>
+    </w:p>
+    <w:p>
+      <w:pPr>
+        <w:widowControl w:val="0"/>
+        <w:numPr>
+          <w:ilvl w:val="0"/>
+          <w:numId w:val="0"/>
+        </w:numPr>
+        <w:jc w:val="both"/>
+        <w:rPr>
+          <w:rFonts w:hint="default"/>
+          <w:lang w:val="en-US" w:eastAsia="zh-CN"/>
+        </w:rPr>
+      </w:pPr>
+    </w:p>
+    <w:p>
+      <w:pPr>
+        <w:widowControl w:val="0"/>
+        <w:numPr>
+          <w:ilvl w:val="0"/>
+          <w:numId w:val="0"/>
+        </w:numPr>
+        <w:jc w:val="both"/>
+        <w:rPr>
+          <w:rFonts w:hint="default"/>
+          <w:lang w:val="en-US" w:eastAsia="zh-CN"/>
+        </w:rPr>
+      </w:pPr>
+      <w:r>
+        <w:rPr>
+          <w:rFonts w:hint="default"/>
+          <w:lang w:val="en-US" w:eastAsia="zh-CN"/>
+        </w:rPr>
+        <w:t>你把参考图贴进这份文档并补完备注后，可以直接发给 Antigravity 作为执行基线。</w:t>
+      </w:r>
+    </w:p>
+    <w:p>
+      <w:pPr>
+        <w:widowControl w:val="0"/>
+        <w:numPr>
+          <w:ilvl w:val="0"/>
+          <w:numId w:val="0"/>
+        </w:numPr>
+        <w:jc w:val="both"/>
+        <w:rPr>
+          <w:rFonts w:hint="default"/>
+          <w:lang w:val="en-US" w:eastAsia="zh-CN"/>
+        </w:rPr>
+      </w:pPr>
+    </w:p>
+    <w:p>
+      <w:pPr>
+        <w:widowControl w:val="0"/>
+        <w:numPr>
+          <w:ilvl w:val="0"/>
+          <w:numId w:val="0"/>
+        </w:numPr>
+        <w:jc w:val="both"/>
+        <w:rPr>
+          <w:rFonts w:hint="default"/>
+          <w:lang w:val="en-US" w:eastAsia="zh-CN"/>
+        </w:rPr>
+      </w:pPr>
+      <w:r>
+        <w:rPr>
+          <w:rFonts w:hint="default"/>
+          <w:lang w:val="en-US" w:eastAsia="zh-CN"/>
+        </w:rPr>
+        <w:t>推荐执行顺序：</w:t>
+      </w:r>
+    </w:p>
+    <w:p>
+      <w:pPr>
+        <w:widowControl w:val="0"/>
+        <w:numPr>
+          <w:ilvl w:val="0"/>
+          <w:numId w:val="0"/>
+        </w:numPr>
+        <w:jc w:val="both"/>
+        <w:rPr>
+          <w:rFonts w:hint="default"/>
+          <w:lang w:val="en-US" w:eastAsia="zh-CN"/>
+        </w:rPr>
+      </w:pPr>
+    </w:p>
+    <w:p>
+      <w:pPr>
+        <w:widowControl w:val="0"/>
+        <w:numPr>
+          <w:ilvl w:val="0"/>
+          <w:numId w:val="0"/>
+        </w:numPr>
+        <w:jc w:val="both"/>
+        <w:rPr>
+          <w:rFonts w:hint="default"/>
+          <w:lang w:val="en-US" w:eastAsia="zh-CN"/>
+        </w:rPr>
+      </w:pPr>
+      <w:r>
+        <w:rPr>
+          <w:rFonts w:hint="default"/>
+          <w:lang w:val="en-US" w:eastAsia="zh-CN"/>
+        </w:rPr>
+        <w:t>1. 你先补图和备注</w:t>
+      </w:r>
+    </w:p>
+    <w:p>
+      <w:pPr>
+        <w:widowControl w:val="0"/>
+        <w:numPr>
+          <w:ilvl w:val="0"/>
+          <w:numId w:val="0"/>
+        </w:numPr>
+        <w:jc w:val="both"/>
+        <w:rPr>
+          <w:rFonts w:hint="default"/>
+          <w:lang w:val="en-US" w:eastAsia="zh-CN"/>
+        </w:rPr>
+      </w:pPr>
+      <w:r>
+        <w:rPr>
+          <w:rFonts w:hint="default"/>
+          <w:lang w:val="en-US" w:eastAsia="zh-CN"/>
+        </w:rPr>
+        <w:t>2. Antigravity 先按图做还原版</w:t>
+      </w:r>
+    </w:p>
+    <w:p>
+      <w:pPr>
+        <w:widowControl w:val="0"/>
+        <w:numPr>
+          <w:ilvl w:val="0"/>
+          <w:numId w:val="0"/>
+        </w:numPr>
+        <w:jc w:val="both"/>
+        <w:rPr>
+          <w:rFonts w:hint="default"/>
+          <w:lang w:val="en-US" w:eastAsia="zh-CN"/>
+        </w:rPr>
+      </w:pPr>
+      <w:r>
+        <w:rPr>
+          <w:rFonts w:hint="default"/>
+          <w:lang w:val="en-US" w:eastAsia="zh-CN"/>
+        </w:rPr>
+        <w:t>3. 你评审并给修改意见</w:t>
+      </w:r>
+    </w:p>
+    <w:p>
+      <w:pPr>
+        <w:widowControl w:val="0"/>
+        <w:numPr>
+          <w:ilvl w:val="0"/>
+          <w:numId w:val="0"/>
+        </w:numPr>
+        <w:jc w:val="both"/>
+        <w:rPr>
+          <w:rFonts w:hint="default"/>
+          <w:lang w:val="en-US" w:eastAsia="zh-CN"/>
+        </w:rPr>
+      </w:pPr>
+      <w:r>
+        <w:rPr>
+          <w:rFonts w:hint="default"/>
+          <w:lang w:val="en-US" w:eastAsia="zh-CN"/>
+        </w:rPr>
+        <w:t>4. Antigravity 再做增强版</w:t>
+      </w:r>
+    </w:p>
+    <w:p>
+      <w:pPr>
+        <w:widowControl w:val="0"/>
+        <w:numPr>
+          <w:ilvl w:val="0"/>
+          <w:numId w:val="0"/>
+        </w:numPr>
+        <w:jc w:val="both"/>
+        <w:rPr>
+          <w:rFonts w:hint="default"/>
+          <w:lang w:val="en-US" w:eastAsia="zh-CN"/>
+        </w:rPr>
+      </w:pPr>
+      <w:r>
+        <w:rPr>
+          <w:rFonts w:hint="default"/>
+          <w:lang w:val="en-US" w:eastAsia="zh-CN"/>
+        </w:rPr>
+        <w:t>5. 你确认后，前端冻结</w:t>
+      </w:r>
+    </w:p>
+    <w:p>
+      <w:pPr>
+        <w:widowControl w:val="0"/>
+        <w:numPr>
+          <w:ilvl w:val="0"/>
+          <w:numId w:val="0"/>
+        </w:numPr>
+        <w:jc w:val="both"/>
+        <w:rPr>
+          <w:rFonts w:hint="default"/>
+          <w:lang w:val="en-US" w:eastAsia="zh-CN"/>
+        </w:rPr>
+      </w:pPr>
+      <w:r>
+        <w:rPr>
+          <w:rFonts w:hint="default"/>
+          <w:lang w:val="en-US" w:eastAsia="zh-CN"/>
+        </w:rPr>
+        <w:t>6. 再让 Claude / Codex 贴合实现</w:t>
+      </w:r>
     </w:p>
     <w:p>
       <w:pPr>
@@ -756,30 +3898,6 @@
     </w:sectPr>
   </w:body>
 </w:document>
-</file>
-
-<file path=word/numbering.xml><?xml version="1.0" encoding="utf-8"?>
-<w:numbering xmlns:wpc="http://schemas.microsoft.com/office/word/2010/wordprocessingCanvas" xmlns:mc="http://schemas.openxmlformats.org/markup-compatibility/2006" xmlns:o="urn:schemas-microsoft-com:office:office" xmlns:r="http://schemas.openxmlformats.org/officeDocument/2006/relationships" xmlns:m="http://schemas.openxmlformats.org/officeDocument/2006/math" xmlns:v="urn:schemas-microsoft-com:vml" xmlns:wp14="http://schemas.microsoft.com/office/word/2010/wordprocessingDrawing" xmlns:wp="http://schemas.openxmlformats.org/drawingml/2006/wordprocessingDrawing" xmlns:w10="urn:schemas-microsoft-com:office:word" xmlns:w="http://schemas.openxmlformats.org/wordprocessingml/2006/main" xmlns:w14="http://schemas.microsoft.com/office/word/2010/wordml" xmlns:wpg="http://schemas.microsoft.com/office/word/2010/wordprocessingGroup" xmlns:wpi="http://schemas.microsoft.com/office/word/2010/wordprocessingInk" xmlns:wne="http://schemas.microsoft.com/office/word/2006/wordml" xmlns:wps="http://schemas.microsoft.com/office/word/2010/wordprocessingShape" xmlns:wpsCustomData="http://www.wps.cn/officeDocument/2013/wpsCustomData" mc:Ignorable="w14 wp14">
-  <w:abstractNum w:abstractNumId="0">
-    <w:nsid w:val="712B5DF3"/>
-    <w:multiLevelType w:val="singleLevel"/>
-    <w:tmpl w:val="712B5DF3"/>
-    <w:lvl w:ilvl="0" w:tentative="0">
-      <w:start w:val="3"/>
-      <w:numFmt w:val="decimal"/>
-      <w:lvlText w:val="%1."/>
-      <w:lvlJc w:val="left"/>
-      <w:pPr>
-        <w:tabs>
-          <w:tab w:val="left" w:pos="312"/>
-        </w:tabs>
-      </w:pPr>
-    </w:lvl>
-  </w:abstractNum>
-  <w:num w:numId="1">
-    <w:abstractNumId w:val="0"/>
-  </w:num>
-</w:numbering>
 </file>
 
 <file path=word/styles.xml><?xml version="1.0" encoding="utf-8"?>
